--- a/Group CVs/CV_Template.docx
+++ b/Group CVs/CV_Template.docx
@@ -18,7 +18,7 @@
           <w:szCs w:val="36"/>
           <w:lang w:val="en-GB"/>
         </w:rPr>
-        <w:t xml:space="preserve">&lt;&lt;Name&gt;&gt;</w:t>
+        <w:t>&lt;&lt;Name&gt;&gt;</w:t>
       </w:r>
     </w:p>
     <w:p>
@@ -36,7 +36,7 @@
           <w:szCs w:val="22"/>
           <w:lang w:val="en-GB"/>
         </w:rPr>
-        <w:t xml:space="preserve">&lt;&lt;JD Group Primary&gt;&gt;  |  &lt;&lt;JD Group Secondary&gt;&gt;</w:t>
+        <w:t>&lt;&lt;JD Group Primary&gt;&gt;  |  &lt;&lt;JD Group Secondary&gt;&gt;</w:t>
       </w:r>
     </w:p>
     <w:p>
@@ -51,7 +51,7 @@
         <w:rPr>
           <w:lang w:val="en-GB"/>
         </w:rPr>
-        <w:t xml:space="preserve">&lt;&lt;Location&gt;&gt; &lt;&lt;Relocation&gt;&gt;  |  &lt;&lt;Phone&gt;&gt;  |  &lt;&lt;Email&gt;&gt;  |  &lt;&lt;Citizenship&gt;&gt;</w:t>
+        <w:t>&lt;&lt;Location&gt;&gt; &lt;&lt;Relocation&gt;&gt;  |  &lt;&lt;Phone&gt;&gt;  |  &lt;&lt;Email&gt;&gt;  |  &lt;&lt;Citizenship&gt;&gt;</w:t>
       </w:r>
     </w:p>
     <w:p>
@@ -82,7 +82,7 @@
     </w:p>
     <w:p>
       <w:pPr>
-        <w:pStyle w:val="Heading1"/>
+        <w:pStyle w:val="berschrift1"/>
         <w:pBdr>
           <w:bottom w:val="single" w:sz="1" w:space="2" w:color="2E75B6"/>
         </w:pBdr>
@@ -114,7 +114,7 @@
         <w:rPr>
           <w:lang w:val="en-GB"/>
         </w:rPr>
-        <w:t xml:space="preserve">&lt;&lt;Profile&gt;&gt;</w:t>
+        <w:t>&lt;&lt;Profile&gt;&gt;</w:t>
       </w:r>
     </w:p>
     <w:p>
@@ -127,7 +127,7 @@
     </w:p>
     <w:p>
       <w:pPr>
-        <w:pStyle w:val="Heading1"/>
+        <w:pStyle w:val="berschrift1"/>
         <w:pBdr>
           <w:bottom w:val="single" w:sz="1" w:space="2" w:color="2E75B6"/>
         </w:pBdr>
@@ -159,7 +159,7 @@
         <w:rPr>
           <w:lang w:val="en-GB"/>
         </w:rPr>
-        <w:t xml:space="preserve">&lt;&lt;Skills&gt;&gt;</w:t>
+        <w:t>&lt;&lt;Skills&gt;&gt;</w:t>
       </w:r>
     </w:p>
     <w:p>
@@ -172,7 +172,7 @@
     </w:p>
     <w:p>
       <w:pPr>
-        <w:pStyle w:val="Heading1"/>
+        <w:pStyle w:val="berschrift1"/>
         <w:pBdr>
           <w:bottom w:val="single" w:sz="1" w:space="2" w:color="2E75B6"/>
         </w:pBdr>
@@ -195,7 +195,7 @@
     </w:p>
     <w:p>
       <w:pPr>
-        <w:pStyle w:val="Heading2"/>
+        <w:pStyle w:val="berschrift2"/>
         <w:tabs>
           <w:tab w:val="right" w:pos="10826"/>
         </w:tabs>
@@ -213,7 +213,7 @@
           <w:szCs w:val="22"/>
           <w:lang w:val="en-GB"/>
         </w:rPr>
-        <w:t xml:space="preserve">&lt;&lt;Position A Header&gt;&gt;</w:t>
+        <w:t>&lt;&lt;Position A Header&gt;&gt;</w:t>
       </w:r>
       <w:r>
         <w:rPr>
@@ -228,7 +228,7 @@
           <w:szCs w:val="20"/>
           <w:lang w:val="en-GB"/>
         </w:rPr>
-        <w:t xml:space="preserve">&lt;&lt;Position A Dates&gt;&gt;</w:t>
+        <w:t>&lt;&lt;Position A Dates&gt;&gt;</w:t>
       </w:r>
     </w:p>
     <w:p>
@@ -252,15 +252,16 @@
       <w:pPr>
         <w:spacing w:before="40" w:after="60"/>
         <w:ind w:left="215"/>
-        <w:rPr>
-          <w:lang w:val="en-GB"/>
-        </w:rPr>
-      </w:pPr>
-      <w:r>
-        <w:rPr>
-          <w:lang w:val="en-GB"/>
-        </w:rPr>
-        <w:t xml:space="preserve">&lt;&lt;Professional Experience - A0. Role Overview&gt;&gt;</w:t>
+        <w:jc w:val="both"/>
+        <w:rPr>
+          <w:lang w:val="en-GB"/>
+        </w:rPr>
+      </w:pPr>
+      <w:r>
+        <w:rPr>
+          <w:lang w:val="en-GB"/>
+        </w:rPr>
+        <w:t>&lt;&lt;Professional Experience - A0. Role Overview&gt;&gt;</w:t>
       </w:r>
     </w:p>
     <w:p>
@@ -278,7 +279,7 @@
           <w:color w:val="1F3864"/>
           <w:lang w:val="en-GB"/>
         </w:rPr>
-        <w:t xml:space="preserve">Key Projects:</w:t>
+        <w:t>Key Projects:</w:t>
       </w:r>
     </w:p>
     <w:p>
@@ -296,12 +297,12 @@
           <w:color w:val="1F3864"/>
           <w:lang w:val="en-GB"/>
         </w:rPr>
-        <w:t xml:space="preserve">1. Outsourcing Framework Project</w:t>
-      </w:r>
-    </w:p>
-    <w:p>
-      <w:pPr>
-        <w:pStyle w:val="ListParagraph"/>
+        <w:t>1. Outsourcing Framework Project</w:t>
+      </w:r>
+    </w:p>
+    <w:p>
+      <w:pPr>
+        <w:pStyle w:val="Listenabsatz"/>
         <w:numPr>
           <w:ilvl w:val="0"/>
           <w:numId w:val="3"/>
@@ -316,7 +317,7 @@
         <w:rPr>
           <w:lang w:val="en-GB"/>
         </w:rPr>
-        <w:t xml:space="preserve">&lt;&lt;Professional Experience - A1. Outsourcing Framework Project&gt;&gt;</w:t>
+        <w:t>&lt;&lt;Professional Experience - A1. Outsourcing Framework Project&gt;&gt;</w:t>
       </w:r>
     </w:p>
     <w:p>
@@ -334,12 +335,12 @@
           <w:color w:val="1F3864"/>
           <w:lang w:val="en-GB"/>
         </w:rPr>
-        <w:t xml:space="preserve">2. Governance Transformation Project</w:t>
-      </w:r>
-    </w:p>
-    <w:p>
-      <w:pPr>
-        <w:pStyle w:val="ListParagraph"/>
+        <w:t>2. Governance Transformation Project</w:t>
+      </w:r>
+    </w:p>
+    <w:p>
+      <w:pPr>
+        <w:pStyle w:val="Listenabsatz"/>
         <w:numPr>
           <w:ilvl w:val="0"/>
           <w:numId w:val="3"/>
@@ -354,7 +355,7 @@
         <w:rPr>
           <w:lang w:val="en-GB"/>
         </w:rPr>
-        <w:t xml:space="preserve">&lt;&lt;Professional Experience - A2. Governance Transformation Project&gt;&gt;</w:t>
+        <w:t>&lt;&lt;Professional Experience - A2. Governance Transformation Project&gt;&gt;</w:t>
       </w:r>
     </w:p>
     <w:p>
@@ -372,12 +373,12 @@
           <w:color w:val="1F3864"/>
           <w:lang w:val="en-GB"/>
         </w:rPr>
-        <w:t xml:space="preserve">3. BBAG Wind Down Project</w:t>
-      </w:r>
-    </w:p>
-    <w:p>
-      <w:pPr>
-        <w:pStyle w:val="ListParagraph"/>
+        <w:t>3. BBAG Wind Down Project</w:t>
+      </w:r>
+    </w:p>
+    <w:p>
+      <w:pPr>
+        <w:pStyle w:val="Listenabsatz"/>
         <w:numPr>
           <w:ilvl w:val="0"/>
           <w:numId w:val="4"/>
@@ -392,12 +393,12 @@
         <w:rPr>
           <w:lang w:val="en-GB"/>
         </w:rPr>
-        <w:t xml:space="preserve">&lt;&lt;Professional Experience - A3. BBAG Wind Down Project&gt;&gt;</w:t>
-      </w:r>
-    </w:p>
-    <w:p>
-      <w:pPr>
-        <w:pStyle w:val="Heading2"/>
+        <w:t>&lt;&lt;Professional Experience - A3. BBAG Wind Down Project&gt;&gt;</w:t>
+      </w:r>
+    </w:p>
+    <w:p>
+      <w:pPr>
+        <w:pStyle w:val="berschrift2"/>
         <w:tabs>
           <w:tab w:val="right" w:pos="10826"/>
         </w:tabs>
@@ -418,7 +419,7 @@
           <w:szCs w:val="22"/>
           <w:lang w:val="en-GB"/>
         </w:rPr>
-        <w:t xml:space="preserve">&lt;&lt;Position B Header&gt;&gt;</w:t>
+        <w:t>&lt;&lt;Position B Header&gt;&gt;</w:t>
       </w:r>
       <w:r>
         <w:rPr>
@@ -433,7 +434,7 @@
           <w:szCs w:val="20"/>
           <w:lang w:val="en-GB"/>
         </w:rPr>
-        <w:t xml:space="preserve">&lt;&lt;Position B Dates&gt;&gt;</w:t>
+        <w:t>&lt;&lt;Position B Dates&gt;&gt;</w:t>
       </w:r>
     </w:p>
     <w:p>
@@ -465,7 +466,7 @@
         <w:rPr>
           <w:lang w:val="en-GB"/>
         </w:rPr>
-        <w:t xml:space="preserve">&lt;&lt;Professional Experience - B0. Role Overview&gt;&gt;</w:t>
+        <w:t>&lt;&lt;Professional Experience - B0. Role Overview&gt;&gt;</w:t>
       </w:r>
     </w:p>
     <w:p>
@@ -483,7 +484,7 @@
           <w:color w:val="1F3864"/>
           <w:lang w:val="en-GB"/>
         </w:rPr>
-        <w:t xml:space="preserve">Key Projects:</w:t>
+        <w:t>Key Projects:</w:t>
       </w:r>
     </w:p>
     <w:p>
@@ -501,12 +502,12 @@
           <w:color w:val="1F3864"/>
           <w:lang w:val="en-GB"/>
         </w:rPr>
-        <w:t xml:space="preserve">4. Accounting Correction Layer Project</w:t>
-      </w:r>
-    </w:p>
-    <w:p>
-      <w:pPr>
-        <w:pStyle w:val="ListParagraph"/>
+        <w:t>4. Accounting Correction Layer Project</w:t>
+      </w:r>
+    </w:p>
+    <w:p>
+      <w:pPr>
+        <w:pStyle w:val="Listenabsatz"/>
         <w:numPr>
           <w:ilvl w:val="0"/>
           <w:numId w:val="2"/>
@@ -521,7 +522,7 @@
         <w:rPr>
           <w:lang w:val="en-GB"/>
         </w:rPr>
-        <w:t xml:space="preserve">&lt;&lt;Professional Experience - B1. Accounting Correction Layer Project&gt;&gt;</w:t>
+        <w:t>&lt;&lt;Professional Experience - B1. Accounting Correction Layer Project&gt;&gt;</w:t>
       </w:r>
     </w:p>
     <w:p>
@@ -539,12 +540,12 @@
           <w:color w:val="1F3864"/>
           <w:lang w:val="en-GB"/>
         </w:rPr>
-        <w:t xml:space="preserve">5. Transfer Pricing</w:t>
-      </w:r>
-    </w:p>
-    <w:p>
-      <w:pPr>
-        <w:pStyle w:val="ListParagraph"/>
+        <w:t>5. Transfer Pricing</w:t>
+      </w:r>
+    </w:p>
+    <w:p>
+      <w:pPr>
+        <w:pStyle w:val="Listenabsatz"/>
         <w:numPr>
           <w:ilvl w:val="0"/>
           <w:numId w:val="5"/>
@@ -559,12 +560,12 @@
         <w:rPr>
           <w:lang w:val="en-GB"/>
         </w:rPr>
-        <w:t xml:space="preserve">&lt;&lt;Professional Experience - B2. Transfer Pricing&gt;&gt;</w:t>
-      </w:r>
-    </w:p>
-    <w:p>
-      <w:pPr>
-        <w:pStyle w:val="Heading2"/>
+        <w:t>&lt;&lt;Professional Experience - B2. Transfer Pricing&gt;&gt;</w:t>
+      </w:r>
+    </w:p>
+    <w:p>
+      <w:pPr>
+        <w:pStyle w:val="berschrift2"/>
         <w:tabs>
           <w:tab w:val="right" w:pos="10826"/>
         </w:tabs>
@@ -582,7 +583,7 @@
           <w:szCs w:val="22"/>
           <w:lang w:val="en-GB"/>
         </w:rPr>
-        <w:t xml:space="preserve">&lt;&lt;Position C Header&gt;&gt;</w:t>
+        <w:t>&lt;&lt;Position C Header&gt;&gt;</w:t>
       </w:r>
       <w:r>
         <w:rPr>
@@ -597,7 +598,7 @@
           <w:szCs w:val="20"/>
           <w:lang w:val="en-GB"/>
         </w:rPr>
-        <w:t xml:space="preserve">&lt;&lt;Position C Dates&gt;&gt;</w:t>
+        <w:t>&lt;&lt;Position C Dates&gt;&gt;</w:t>
       </w:r>
     </w:p>
     <w:p>
@@ -612,7 +613,7 @@
         <w:rPr>
           <w:lang w:val="en-GB"/>
         </w:rPr>
-        <w:t xml:space="preserve">&lt;&lt;Professional Experience - C0. Role Overview&gt;&gt;</w:t>
+        <w:t>&lt;&lt;Professional Experience - C0. Role Overview&gt;&gt;</w:t>
       </w:r>
     </w:p>
     <w:p>
@@ -630,7 +631,7 @@
           <w:color w:val="1F3864"/>
           <w:lang w:val="en-GB"/>
         </w:rPr>
-        <w:t xml:space="preserve">Key Projects:</w:t>
+        <w:t>Key Projects:</w:t>
       </w:r>
     </w:p>
     <w:p>
@@ -648,12 +649,12 @@
           <w:color w:val="1F3864"/>
           <w:lang w:val="en-GB"/>
         </w:rPr>
-        <w:t xml:space="preserve">6. BBSA Merger Project</w:t>
-      </w:r>
-    </w:p>
-    <w:p>
-      <w:pPr>
-        <w:pStyle w:val="ListParagraph"/>
+        <w:t>6. BBSA Merger Project</w:t>
+      </w:r>
+    </w:p>
+    <w:p>
+      <w:pPr>
+        <w:pStyle w:val="Listenabsatz"/>
         <w:numPr>
           <w:ilvl w:val="0"/>
           <w:numId w:val="6"/>
@@ -668,12 +669,12 @@
         <w:rPr>
           <w:lang w:val="en-GB"/>
         </w:rPr>
-        <w:t xml:space="preserve">&lt;&lt;Professional Experience - C1. BBSA Merger Project&gt;&gt;</w:t>
-      </w:r>
-    </w:p>
-    <w:p>
-      <w:pPr>
-        <w:pStyle w:val="Heading2"/>
+        <w:t>&lt;&lt;Professional Experience - C1. BBSA Merger Project&gt;&gt;</w:t>
+      </w:r>
+    </w:p>
+    <w:p>
+      <w:pPr>
+        <w:pStyle w:val="berschrift2"/>
         <w:tabs>
           <w:tab w:val="right" w:pos="10826"/>
         </w:tabs>
@@ -691,7 +692,7 @@
           <w:szCs w:val="22"/>
           <w:lang w:val="en-GB"/>
         </w:rPr>
-        <w:t xml:space="preserve">&lt;&lt;Position D Header&gt;&gt;</w:t>
+        <w:t>&lt;&lt;Position D Header&gt;&gt;</w:t>
       </w:r>
       <w:r>
         <w:rPr>
@@ -706,7 +707,7 @@
           <w:szCs w:val="20"/>
           <w:lang w:val="en-GB"/>
         </w:rPr>
-        <w:t xml:space="preserve">&lt;&lt;Position D Dates&gt;&gt;</w:t>
+        <w:t>&lt;&lt;Position D Dates&gt;&gt;</w:t>
       </w:r>
     </w:p>
     <w:p>
@@ -721,7 +722,7 @@
         <w:rPr>
           <w:lang w:val="en-GB"/>
         </w:rPr>
-        <w:t xml:space="preserve">&lt;&lt;Professional Experience - D0. Role Overview&gt;&gt;</w:t>
+        <w:t>&lt;&lt;Professional Experience - D0. Role Overview&gt;&gt;</w:t>
       </w:r>
     </w:p>
     <w:p>
@@ -739,7 +740,7 @@
           <w:color w:val="1F3864"/>
           <w:lang w:val="en-GB"/>
         </w:rPr>
-        <w:t xml:space="preserve">Key Projects:</w:t>
+        <w:t>Key Projects:</w:t>
       </w:r>
     </w:p>
     <w:p>
@@ -757,12 +758,12 @@
           <w:color w:val="1F3864"/>
           <w:lang w:val="en-GB"/>
         </w:rPr>
-        <w:t xml:space="preserve">7. Servicing Center Project</w:t>
-      </w:r>
-    </w:p>
-    <w:p>
-      <w:pPr>
-        <w:pStyle w:val="ListParagraph"/>
+        <w:t>7. Servicing Center Project</w:t>
+      </w:r>
+    </w:p>
+    <w:p>
+      <w:pPr>
+        <w:pStyle w:val="Listenabsatz"/>
         <w:numPr>
           <w:ilvl w:val="0"/>
           <w:numId w:val="7"/>
@@ -777,7 +778,7 @@
         <w:rPr>
           <w:lang w:val="en-GB"/>
         </w:rPr>
-        <w:t xml:space="preserve">&lt;&lt;Professional Experience - D1. Servicing Center Project&gt;&gt;</w:t>
+        <w:t>&lt;&lt;Professional Experience - D1. Servicing Center Project&gt;&gt;</w:t>
       </w:r>
     </w:p>
     <w:p>
@@ -799,7 +800,7 @@
     </w:p>
     <w:p>
       <w:pPr>
-        <w:pStyle w:val="Heading1"/>
+        <w:pStyle w:val="berschrift1"/>
         <w:pBdr>
           <w:bottom w:val="single" w:sz="1" w:space="2" w:color="2E75B6"/>
         </w:pBdr>
@@ -831,7 +832,7 @@
         <w:rPr>
           <w:lang w:val="en-GB"/>
         </w:rPr>
-        <w:t xml:space="preserve">&lt;&lt;Education&gt;&gt;</w:t>
+        <w:t>&lt;&lt;Education&gt;&gt;</w:t>
       </w:r>
     </w:p>
     <w:p>
@@ -852,7 +853,7 @@
     </w:p>
     <w:p>
       <w:pPr>
-        <w:pStyle w:val="Heading1"/>
+        <w:pStyle w:val="berschrift1"/>
         <w:pBdr>
           <w:bottom w:val="single" w:sz="1" w:space="2" w:color="2E75B6"/>
         </w:pBdr>
@@ -870,6 +871,7 @@
           <w:szCs w:val="24"/>
           <w:lang w:val="en-GB"/>
         </w:rPr>
+        <w:lastRenderedPageBreak/>
         <w:t>EXECUTIVE EDUCATION</w:t>
       </w:r>
     </w:p>
@@ -884,7 +886,7 @@
         <w:rPr>
           <w:lang w:val="en-GB"/>
         </w:rPr>
-        <w:t xml:space="preserve">&lt;&lt;Executive Education&gt;&gt;</w:t>
+        <w:t>&lt;&lt;Executive Education&gt;&gt;</w:t>
       </w:r>
     </w:p>
     <w:p>
@@ -905,7 +907,7 @@
     </w:p>
     <w:p>
       <w:pPr>
-        <w:pStyle w:val="Heading1"/>
+        <w:pStyle w:val="berschrift1"/>
         <w:pBdr>
           <w:bottom w:val="single" w:sz="1" w:space="2" w:color="2E75B6"/>
         </w:pBdr>
@@ -937,7 +939,7 @@
         <w:rPr>
           <w:lang w:val="en-GB"/>
         </w:rPr>
-        <w:t xml:space="preserve">&lt;&lt;Languages&gt;&gt;</w:t>
+        <w:t>&lt;&lt;Languages&gt;&gt;</w:t>
       </w:r>
     </w:p>
     <w:sectPr>
@@ -2137,11 +2139,11 @@
     <w:lsdException w:name="Unresolved Mention" w:semiHidden="1" w:unhideWhenUsed="1"/>
     <w:lsdException w:name="Smart Link" w:semiHidden="1" w:unhideWhenUsed="1"/>
   </w:latentStyles>
-  <w:style w:type="paragraph" w:default="1" w:styleId="Normal">
+  <w:style w:type="paragraph" w:default="1" w:styleId="Standard">
     <w:name w:val="Normal"/>
     <w:qFormat/>
   </w:style>
-  <w:style w:type="paragraph" w:styleId="Heading1">
+  <w:style w:type="paragraph" w:styleId="berschrift1">
     <w:name w:val="heading 1"/>
     <w:uiPriority w:val="9"/>
     <w:qFormat/>
@@ -2154,7 +2156,7 @@
       <w:szCs w:val="32"/>
     </w:rPr>
   </w:style>
-  <w:style w:type="paragraph" w:styleId="Heading2">
+  <w:style w:type="paragraph" w:styleId="berschrift2">
     <w:name w:val="heading 2"/>
     <w:uiPriority w:val="9"/>
     <w:unhideWhenUsed/>
@@ -2168,7 +2170,7 @@
       <w:szCs w:val="26"/>
     </w:rPr>
   </w:style>
-  <w:style w:type="paragraph" w:styleId="Heading3">
+  <w:style w:type="paragraph" w:styleId="berschrift3">
     <w:name w:val="heading 3"/>
     <w:uiPriority w:val="9"/>
     <w:semiHidden/>
@@ -2183,7 +2185,7 @@
       <w:szCs w:val="24"/>
     </w:rPr>
   </w:style>
-  <w:style w:type="paragraph" w:styleId="Heading4">
+  <w:style w:type="paragraph" w:styleId="berschrift4">
     <w:name w:val="heading 4"/>
     <w:uiPriority w:val="9"/>
     <w:semiHidden/>
@@ -2198,7 +2200,7 @@
       <w:color w:val="2E74B5"/>
     </w:rPr>
   </w:style>
-  <w:style w:type="paragraph" w:styleId="Heading5">
+  <w:style w:type="paragraph" w:styleId="berschrift5">
     <w:name w:val="heading 5"/>
     <w:uiPriority w:val="9"/>
     <w:semiHidden/>
@@ -2211,7 +2213,7 @@
       <w:color w:val="2E74B5"/>
     </w:rPr>
   </w:style>
-  <w:style w:type="paragraph" w:styleId="Heading6">
+  <w:style w:type="paragraph" w:styleId="berschrift6">
     <w:name w:val="heading 6"/>
     <w:uiPriority w:val="9"/>
     <w:semiHidden/>
@@ -2224,13 +2226,13 @@
       <w:color w:val="1F4D78"/>
     </w:rPr>
   </w:style>
-  <w:style w:type="character" w:default="1" w:styleId="DefaultParagraphFont">
+  <w:style w:type="character" w:default="1" w:styleId="Absatz-Standardschriftart">
     <w:name w:val="Default Paragraph Font"/>
     <w:uiPriority w:val="1"/>
     <w:semiHidden/>
     <w:unhideWhenUsed/>
   </w:style>
-  <w:style w:type="table" w:default="1" w:styleId="TableNormal">
+  <w:style w:type="table" w:default="1" w:styleId="NormaleTabelle">
     <w:name w:val="Normal Table"/>
     <w:uiPriority w:val="99"/>
     <w:semiHidden/>
@@ -2245,13 +2247,13 @@
       </w:tblCellMar>
     </w:tblPr>
   </w:style>
-  <w:style w:type="numbering" w:default="1" w:styleId="NoList">
+  <w:style w:type="numbering" w:default="1" w:styleId="KeineListe">
     <w:name w:val="No List"/>
     <w:uiPriority w:val="99"/>
     <w:semiHidden/>
     <w:unhideWhenUsed/>
   </w:style>
-  <w:style w:type="paragraph" w:styleId="Title">
+  <w:style w:type="paragraph" w:styleId="Titel">
     <w:name w:val="Title"/>
     <w:uiPriority w:val="10"/>
     <w:qFormat/>
@@ -2268,7 +2270,7 @@
       <w:bCs/>
     </w:rPr>
   </w:style>
-  <w:style w:type="paragraph" w:styleId="ListParagraph">
+  <w:style w:type="paragraph" w:styleId="Listenabsatz">
     <w:name w:val="List Paragraph"/>
     <w:qFormat/>
   </w:style>
@@ -2281,7 +2283,7 @@
       <w:u w:val="single"/>
     </w:rPr>
   </w:style>
-  <w:style w:type="character" w:styleId="FootnoteReference">
+  <w:style w:type="character" w:styleId="Funotenzeichen">
     <w:name w:val="footnote reference"/>
     <w:uiPriority w:val="99"/>
     <w:semiHidden/>
@@ -2290,9 +2292,9 @@
       <w:vertAlign w:val="superscript"/>
     </w:rPr>
   </w:style>
-  <w:style w:type="paragraph" w:styleId="FootnoteText">
+  <w:style w:type="paragraph" w:styleId="Funotentext">
     <w:name w:val="footnote text"/>
-    <w:link w:val="FootnoteTextChar"/>
+    <w:link w:val="FunotentextZchn"/>
     <w:uiPriority w:val="99"/>
     <w:semiHidden/>
     <w:unhideWhenUsed/>
@@ -2300,9 +2302,9 @@
       <w:spacing w:line="240" w:lineRule="auto"/>
     </w:pPr>
   </w:style>
-  <w:style w:type="character" w:customStyle="1" w:styleId="FootnoteTextChar">
-    <w:name w:val="Footnote Text Char"/>
-    <w:link w:val="FootnoteText"/>
+  <w:style w:type="character" w:customStyle="1" w:styleId="FunotentextZchn">
+    <w:name w:val="Fußnotentext Zchn"/>
+    <w:link w:val="Funotentext"/>
     <w:uiPriority w:val="99"/>
     <w:semiHidden/>
     <w:unhideWhenUsed/>
@@ -2311,7 +2313,7 @@
       <w:szCs w:val="20"/>
     </w:rPr>
   </w:style>
-  <w:style w:type="character" w:styleId="EndnoteReference">
+  <w:style w:type="character" w:styleId="Endnotenzeichen">
     <w:name w:val="endnote reference"/>
     <w:uiPriority w:val="99"/>
     <w:semiHidden/>
@@ -2320,9 +2322,9 @@
       <w:vertAlign w:val="superscript"/>
     </w:rPr>
   </w:style>
-  <w:style w:type="paragraph" w:styleId="EndnoteText">
+  <w:style w:type="paragraph" w:styleId="Endnotentext">
     <w:name w:val="endnote text"/>
-    <w:link w:val="EndnoteTextChar"/>
+    <w:link w:val="EndnotentextZchn"/>
     <w:uiPriority w:val="99"/>
     <w:semiHidden/>
     <w:unhideWhenUsed/>
@@ -2330,9 +2332,9 @@
       <w:spacing w:line="240" w:lineRule="auto"/>
     </w:pPr>
   </w:style>
-  <w:style w:type="character" w:customStyle="1" w:styleId="EndnoteTextChar">
-    <w:name w:val="Endnote Text Char"/>
-    <w:link w:val="EndnoteText"/>
+  <w:style w:type="character" w:customStyle="1" w:styleId="EndnotentextZchn">
+    <w:name w:val="Endnotentext Zchn"/>
+    <w:link w:val="Endnotentext"/>
     <w:uiPriority w:val="99"/>
     <w:semiHidden/>
     <w:unhideWhenUsed/>
@@ -2660,63 +2662,6 @@
 </file>
 
 <file path=customXml/item1.xml><?xml version="1.0" encoding="utf-8"?>
-<p:properties xmlns:p="http://schemas.microsoft.com/office/2006/metadata/properties" xmlns:xsi="http://www.w3.org/2001/XMLSchema-instance" xmlns:pc="http://schemas.microsoft.com/office/infopath/2007/PartnerControls">
-  <documentManagement>
-    <ESG_Sustainability xmlns="5f4949a6-8f1f-4d10-8c3a-92d438912028" xsi:nil="true"/>
-    <DateOfAnalysis xmlns="5f4949a6-8f1f-4d10-8c3a-92d438912028" xsi:nil="true"/>
-    <ProjectManagement xmlns="5f4949a6-8f1f-4d10-8c3a-92d438912028" xsi:nil="true"/>
-    <Banking_FinancialServices xmlns="5f4949a6-8f1f-4d10-8c3a-92d438912028" xsi:nil="true"/>
-    <CorporateGovernance xmlns="5f4949a6-8f1f-4d10-8c3a-92d438912028" xsi:nil="true"/>
-    <FinancialPlanningAnalysis xmlns="5f4949a6-8f1f-4d10-8c3a-92d438912028" xsi:nil="true"/>
-    <ProcessManagement xmlns="5f4949a6-8f1f-4d10-8c3a-92d438912028" xsi:nil="true"/>
-    <Operations_BackOffice_SharedSvc xmlns="5f4949a6-8f1f-4d10-8c3a-92d438912028" xsi:nil="true"/>
-    <GermanLanguageProficiency xmlns="5f4949a6-8f1f-4d10-8c3a-92d438912028" xsi:nil="true"/>
-    <lcf76f155ced4ddcb4097134ff3c332f xmlns="5f4949a6-8f1f-4d10-8c3a-92d438912028">
-      <Terms xmlns="http://schemas.microsoft.com/office/infopath/2007/PartnerControls"/>
-    </lcf76f155ced4ddcb4097134ff3c332f>
-    <ConsultingPedigree_ExConsultant xmlns="5f4949a6-8f1f-4d10-8c3a-92d438912028" xsi:nil="true"/>
-    <NumberOfApplicationsReceived xmlns="5f4949a6-8f1f-4d10-8c3a-92d438912028" xsi:nil="true"/>
-    <EmailAddress xmlns="5f4949a6-8f1f-4d10-8c3a-92d438912028" xsi:nil="true"/>
-    <Reporting_Analytics xmlns="5f4949a6-8f1f-4d10-8c3a-92d438912028" xsi:nil="true"/>
-    <ERP_SAP_DigitalSystems xmlns="5f4949a6-8f1f-4d10-8c3a-92d438912028" xsi:nil="true"/>
-    <Leadership_PeopleManagement xmlns="5f4949a6-8f1f-4d10-8c3a-92d438912028" xsi:nil="true"/>
-    <CorporateWeb xmlns="5f4949a6-8f1f-4d10-8c3a-92d438912028">
-      <Url xsi:nil="true"/>
-      <Description xsi:nil="true"/>
-    </CorporateWeb>
-    <Change_Transformation_MergerInt xmlns="5f4949a6-8f1f-4d10-8c3a-92d438912028" xsi:nil="true"/>
-    <StrategicPlanning_CorpDev xmlns="5f4949a6-8f1f-4d10-8c3a-92d438912028" xsi:nil="true"/>
-    <Controlling xmlns="5f4949a6-8f1f-4d10-8c3a-92d438912028" xsi:nil="true"/>
-    <Headshot xmlns="5f4949a6-8f1f-4d10-8c3a-92d438912028" xsi:nil="true"/>
-    <Overall_Fit_Score xmlns="5f4949a6-8f1f-4d10-8c3a-92d438912028" xsi:nil="true"/>
-    <TaxCatchAll xmlns="77e53387-74be-49aa-a45f-6c1d0339c92f" xsi:nil="true"/>
-    <CVTemplate xmlns="5f4949a6-8f1f-4d10-8c3a-92d438912028" xsi:nil="true"/>
-    <Procurement_Outsourcing xmlns="5f4949a6-8f1f-4d10-8c3a-92d438912028" xsi:nil="true"/>
-    <ATS xmlns="5f4949a6-8f1f-4d10-8c3a-92d438912028" xsi:nil="true"/>
-    <Interview_x0020_Date xmlns="5f4949a6-8f1f-4d10-8c3a-92d438912028" xsi:nil="true"/>
-    <ATSSpecifics xmlns="5f4949a6-8f1f-4d10-8c3a-92d438912028" xsi:nil="true"/>
-    <DaysSincePublication xmlns="5f4949a6-8f1f-4d10-8c3a-92d438912028" xsi:nil="true"/>
-    <JDGroupPrimary xmlns="5f4949a6-8f1f-4d10-8c3a-92d438912028" xsi:nil="true"/>
-    <Office xmlns="5f4949a6-8f1f-4d10-8c3a-92d438912028" xsi:nil="true"/>
-    <EmailResponse xmlns="5f4949a6-8f1f-4d10-8c3a-92d438912028">
-      <Url xsi:nil="true"/>
-      <Description xsi:nil="true"/>
-    </EmailResponse>
-    <JDGroupSecondary xmlns="5f4949a6-8f1f-4d10-8c3a-92d438912028" xsi:nil="true"/>
-  </documentManagement>
-</p:properties>
-</file>
-
-<file path=customXml/item2.xml><?xml version="1.0" encoding="utf-8"?>
-<?mso-contentType ?>
-<FormTemplates xmlns="http://schemas.microsoft.com/sharepoint/v3/contenttype/forms">
-  <Display>DocumentLibraryForm</Display>
-  <Edit>DocumentLibraryForm</Edit>
-  <New>DocumentLibraryForm</New>
-</FormTemplates>
-</file>
-
-<file path=customXml/item3.xml><?xml version="1.0" encoding="utf-8"?>
 <ct:contentTypeSchema xmlns:ct="http://schemas.microsoft.com/office/2006/metadata/contentType" xmlns:ma="http://schemas.microsoft.com/office/2006/metadata/properties/metaAttributes" ct:_="" ma:_="" ma:contentTypeName="Document" ma:contentTypeID="0x010100D1A9D51F66ED6F478C81764D934A3EC6" ma:contentTypeVersion="43" ma:contentTypeDescription="Create a new document." ma:contentTypeScope="" ma:versionID="915de053c8f8f4d979dee5962f9367f8">
   <xsd:schema xmlns:xsd="http://www.w3.org/2001/XMLSchema" xmlns:xs="http://www.w3.org/2001/XMLSchema" xmlns:p="http://schemas.microsoft.com/office/2006/metadata/properties" xmlns:ns2="5f4949a6-8f1f-4d10-8c3a-92d438912028" xmlns:ns3="77e53387-74be-49aa-a45f-6c1d0339c92f" targetNamespace="http://schemas.microsoft.com/office/2006/metadata/properties" ma:root="true" ma:fieldsID="c85bbeccbc510489089dee6615d518d1" ns2:_="" ns3:_="">
     <xsd:import namespace="5f4949a6-8f1f-4d10-8c3a-92d438912028"/>
@@ -3158,26 +3103,64 @@
 </ct:contentTypeSchema>
 </file>
 
-<file path=customXml/itemProps1.xml><?xml version="1.0" encoding="utf-8"?>
-<ds:datastoreItem xmlns:ds="http://schemas.openxmlformats.org/officeDocument/2006/customXml" ds:itemID="{9A4CB0EF-1D7C-4039-93FE-53C62B7319DF}">
-  <ds:schemaRefs>
-    <ds:schemaRef ds:uri="http://schemas.microsoft.com/office/2006/metadata/properties"/>
-    <ds:schemaRef ds:uri="http://schemas.microsoft.com/office/infopath/2007/PartnerControls"/>
-    <ds:schemaRef ds:uri="5f4949a6-8f1f-4d10-8c3a-92d438912028"/>
-    <ds:schemaRef ds:uri="77e53387-74be-49aa-a45f-6c1d0339c92f"/>
-  </ds:schemaRefs>
-</ds:datastoreItem>
+<file path=customXml/item2.xml><?xml version="1.0" encoding="utf-8"?>
+<?mso-contentType ?>
+<FormTemplates xmlns="http://schemas.microsoft.com/sharepoint/v3/contenttype/forms">
+  <Display>DocumentLibraryForm</Display>
+  <Edit>DocumentLibraryForm</Edit>
+  <New>DocumentLibraryForm</New>
+</FormTemplates>
 </file>
 
-<file path=customXml/itemProps2.xml><?xml version="1.0" encoding="utf-8"?>
-<ds:datastoreItem xmlns:ds="http://schemas.openxmlformats.org/officeDocument/2006/customXml" ds:itemID="{FD294473-0CB0-4DE2-BA5A-BBD5B47D18F5}">
-  <ds:schemaRefs>
-    <ds:schemaRef ds:uri="http://schemas.microsoft.com/sharepoint/v3/contenttype/forms"/>
-  </ds:schemaRefs>
-</ds:datastoreItem>
+<file path=customXml/item3.xml><?xml version="1.0" encoding="utf-8"?>
+<p:properties xmlns:p="http://schemas.microsoft.com/office/2006/metadata/properties" xmlns:xsi="http://www.w3.org/2001/XMLSchema-instance" xmlns:pc="http://schemas.microsoft.com/office/infopath/2007/PartnerControls">
+  <documentManagement>
+    <ESG_Sustainability xmlns="5f4949a6-8f1f-4d10-8c3a-92d438912028" xsi:nil="true"/>
+    <DateOfAnalysis xmlns="5f4949a6-8f1f-4d10-8c3a-92d438912028" xsi:nil="true"/>
+    <ProjectManagement xmlns="5f4949a6-8f1f-4d10-8c3a-92d438912028" xsi:nil="true"/>
+    <Banking_FinancialServices xmlns="5f4949a6-8f1f-4d10-8c3a-92d438912028" xsi:nil="true"/>
+    <CorporateGovernance xmlns="5f4949a6-8f1f-4d10-8c3a-92d438912028" xsi:nil="true"/>
+    <FinancialPlanningAnalysis xmlns="5f4949a6-8f1f-4d10-8c3a-92d438912028" xsi:nil="true"/>
+    <ProcessManagement xmlns="5f4949a6-8f1f-4d10-8c3a-92d438912028" xsi:nil="true"/>
+    <Operations_BackOffice_SharedSvc xmlns="5f4949a6-8f1f-4d10-8c3a-92d438912028" xsi:nil="true"/>
+    <GermanLanguageProficiency xmlns="5f4949a6-8f1f-4d10-8c3a-92d438912028" xsi:nil="true"/>
+    <lcf76f155ced4ddcb4097134ff3c332f xmlns="5f4949a6-8f1f-4d10-8c3a-92d438912028">
+      <Terms xmlns="http://schemas.microsoft.com/office/infopath/2007/PartnerControls"/>
+    </lcf76f155ced4ddcb4097134ff3c332f>
+    <ConsultingPedigree_ExConsultant xmlns="5f4949a6-8f1f-4d10-8c3a-92d438912028" xsi:nil="true"/>
+    <NumberOfApplicationsReceived xmlns="5f4949a6-8f1f-4d10-8c3a-92d438912028" xsi:nil="true"/>
+    <EmailAddress xmlns="5f4949a6-8f1f-4d10-8c3a-92d438912028" xsi:nil="true"/>
+    <Reporting_Analytics xmlns="5f4949a6-8f1f-4d10-8c3a-92d438912028" xsi:nil="true"/>
+    <ERP_SAP_DigitalSystems xmlns="5f4949a6-8f1f-4d10-8c3a-92d438912028" xsi:nil="true"/>
+    <Leadership_PeopleManagement xmlns="5f4949a6-8f1f-4d10-8c3a-92d438912028" xsi:nil="true"/>
+    <CorporateWeb xmlns="5f4949a6-8f1f-4d10-8c3a-92d438912028">
+      <Url xsi:nil="true"/>
+      <Description xsi:nil="true"/>
+    </CorporateWeb>
+    <Change_Transformation_MergerInt xmlns="5f4949a6-8f1f-4d10-8c3a-92d438912028" xsi:nil="true"/>
+    <StrategicPlanning_CorpDev xmlns="5f4949a6-8f1f-4d10-8c3a-92d438912028" xsi:nil="true"/>
+    <Controlling xmlns="5f4949a6-8f1f-4d10-8c3a-92d438912028" xsi:nil="true"/>
+    <Headshot xmlns="5f4949a6-8f1f-4d10-8c3a-92d438912028" xsi:nil="true"/>
+    <Overall_Fit_Score xmlns="5f4949a6-8f1f-4d10-8c3a-92d438912028" xsi:nil="true"/>
+    <TaxCatchAll xmlns="77e53387-74be-49aa-a45f-6c1d0339c92f" xsi:nil="true"/>
+    <CVTemplate xmlns="5f4949a6-8f1f-4d10-8c3a-92d438912028" xsi:nil="true"/>
+    <Procurement_Outsourcing xmlns="5f4949a6-8f1f-4d10-8c3a-92d438912028" xsi:nil="true"/>
+    <ATS xmlns="5f4949a6-8f1f-4d10-8c3a-92d438912028" xsi:nil="true"/>
+    <Interview_x0020_Date xmlns="5f4949a6-8f1f-4d10-8c3a-92d438912028" xsi:nil="true"/>
+    <ATSSpecifics xmlns="5f4949a6-8f1f-4d10-8c3a-92d438912028" xsi:nil="true"/>
+    <DaysSincePublication xmlns="5f4949a6-8f1f-4d10-8c3a-92d438912028" xsi:nil="true"/>
+    <JDGroupPrimary xmlns="5f4949a6-8f1f-4d10-8c3a-92d438912028" xsi:nil="true"/>
+    <Office xmlns="5f4949a6-8f1f-4d10-8c3a-92d438912028" xsi:nil="true"/>
+    <EmailResponse xmlns="5f4949a6-8f1f-4d10-8c3a-92d438912028">
+      <Url xsi:nil="true"/>
+      <Description xsi:nil="true"/>
+    </EmailResponse>
+    <JDGroupSecondary xmlns="5f4949a6-8f1f-4d10-8c3a-92d438912028" xsi:nil="true"/>
+  </documentManagement>
+</p:properties>
 </file>
 
-<file path=customXml/itemProps3.xml><?xml version="1.0" encoding="utf-8"?>
+<file path=customXml/itemProps1.xml><?xml version="1.0" encoding="utf-8"?>
 <ds:datastoreItem xmlns:ds="http://schemas.openxmlformats.org/officeDocument/2006/customXml" ds:itemID="{4C92F117-B36A-4A27-A6EE-520B7E656A54}">
   <ds:schemaRefs>
     <ds:schemaRef ds:uri="http://schemas.microsoft.com/office/2006/metadata/contentType"/>
@@ -3194,4 +3177,23 @@
     <ds:schemaRef ds:uri="http://schemas.microsoft.com/internal/obd"/>
   </ds:schemaRefs>
 </ds:datastoreItem>
+</file>
+
+<file path=customXml/itemProps2.xml><?xml version="1.0" encoding="utf-8"?>
+<ds:datastoreItem xmlns:ds="http://schemas.openxmlformats.org/officeDocument/2006/customXml" ds:itemID="{FD294473-0CB0-4DE2-BA5A-BBD5B47D18F5}">
+  <ds:schemaRefs>
+    <ds:schemaRef ds:uri="http://schemas.microsoft.com/sharepoint/v3/contenttype/forms"/>
+  </ds:schemaRefs>
+</ds:datastoreItem>
+</file>
+
+<file path=customXml/itemProps3.xml><?xml version="1.0" encoding="utf-8"?>
+<ds:datastoreItem xmlns:ds="http://schemas.openxmlformats.org/officeDocument/2006/customXml" ds:itemID="{9A4CB0EF-1D7C-4039-93FE-53C62B7319DF}">
+  <ds:schemaRefs>
+    <ds:schemaRef ds:uri="http://schemas.microsoft.com/office/2006/metadata/properties"/>
+    <ds:schemaRef ds:uri="http://schemas.microsoft.com/office/infopath/2007/PartnerControls"/>
+    <ds:schemaRef ds:uri="5f4949a6-8f1f-4d10-8c3a-92d438912028"/>
+    <ds:schemaRef ds:uri="77e53387-74be-49aa-a45f-6c1d0339c92f"/>
+  </ds:schemaRefs>
+</ds:datastoreItem>
 </file>
--- a/Group CVs/CV_Template.docx
+++ b/Group CVs/CV_Template.docx
@@ -51,7 +51,15 @@
         <w:rPr>
           <w:lang w:val="en-GB"/>
         </w:rPr>
-        <w:t>&lt;&lt;Location&gt;&gt; &lt;&lt;Relocation&gt;&gt;  |  &lt;&lt;Phone&gt;&gt;  |  &lt;&lt;Email&gt;&gt;  |  &lt;&lt;Citizenship&gt;&gt;</w:t>
+        <w:t>&lt;&lt;Location&gt;&gt;&lt;&lt;Relocation&gt;&gt;  |  &lt;&lt;Phone&gt;&gt;  |  &lt;&lt;Email&gt;&gt;  |  &lt;&lt;Citizenship&gt;&gt;</w:t>
+      </w:r>
+    </w:p>
+    <w:p>
+      <w:r>
+        <w:rPr>
+          <w:lang w:val="en-GB"/>
+        </w:rPr>
+        <w:t xml:space="preserve">&lt;&lt;#Headshot Note&gt;&gt;</w:t>
       </w:r>
     </w:p>
     <w:p>
@@ -69,7 +77,15 @@
           <w:color w:val="808080"/>
           <w:lang w:val="en-GB"/>
         </w:rPr>
-        <w:t>Headshot not added in respect to D&amp;I best practices.</w:t>
+        <w:t xml:space="preserve">&lt;&lt;.&gt;&gt;</w:t>
+      </w:r>
+    </w:p>
+    <w:p>
+      <w:r>
+        <w:rPr>
+          <w:lang w:val="en-GB"/>
+        </w:rPr>
+        <w:t xml:space="preserve">&lt;&lt;/Headshot Note&gt;&gt;</w:t>
       </w:r>
     </w:p>
     <w:p>
@@ -149,17 +165,58 @@
       </w:r>
     </w:p>
     <w:p>
-      <w:pPr>
-        <w:spacing w:before="40" w:after="60"/>
-        <w:rPr>
-          <w:lang w:val="en-GB"/>
-        </w:rPr>
-      </w:pPr>
-      <w:r>
-        <w:rPr>
-          <w:lang w:val="en-GB"/>
-        </w:rPr>
-        <w:t>&lt;&lt;Skills&gt;&gt;</w:t>
+      <w:r>
+        <w:rPr>
+          <w:lang w:val="en-GB"/>
+        </w:rPr>
+        <w:t xml:space="preserve">&lt;&lt;#Skills&gt;&gt;</w:t>
+      </w:r>
+    </w:p>
+    <w:p>
+      <w:pPr>
+        <w:keepNext/>
+        <w:spacing w:before="80" w:after="0"/>
+        <w:rPr>
+          <w:b/>
+          <w:bCs/>
+          <w:color w:val="000000"/>
+          <w:sz w:val="22"/>
+          <w:szCs w:val="22"/>
+          <w:lang w:val="en-GB"/>
+        </w:rPr>
+      </w:pPr>
+      <w:r>
+        <w:rPr>
+          <w:b/>
+          <w:bCs/>
+          <w:color w:val="000000"/>
+          <w:sz w:val="22"/>
+          <w:szCs w:val="22"/>
+          <w:lang w:val="en-GB"/>
+        </w:rPr>
+        <w:t xml:space="preserve">&lt;&lt;Category&gt;&gt;</w:t>
+      </w:r>
+    </w:p>
+    <w:p>
+      <w:pPr>
+        <w:spacing w:before="0" w:after="60"/>
+        <w:rPr>
+          <w:lang w:val="en-GB"/>
+        </w:rPr>
+      </w:pPr>
+      <w:r>
+        <w:rPr>
+          <w:lang w:val="en-GB"/>
+        </w:rPr>
+        <w:t xml:space="preserve">&lt;&lt;Items&gt;&gt;</w:t>
+      </w:r>
+    </w:p>
+    <w:p>
+      <w:r>
+        <w:rPr>
+          <w:lang w:val="en-GB"/>
+        </w:rPr>
+        <w:t xml:space="preserve">&lt;&lt;/Skills&gt;&gt;</w:t>
       </w:r>
     </w:p>
     <w:p>
@@ -208,7 +265,7 @@
         <w:rPr>
           <w:b/>
           <w:bCs/>
-          <w:color w:val="1F3864"/>
+          <w:color w:val="000000"/>
           <w:sz w:val="22"/>
           <w:szCs w:val="22"/>
           <w:lang w:val="en-GB"/>
@@ -298,6 +355,14 @@
           <w:lang w:val="en-GB"/>
         </w:rPr>
         <w:t>1. Outsourcing Framework Project</w:t>
+      </w:r>
+    </w:p>
+    <w:p>
+      <w:r>
+        <w:rPr>
+          <w:lang w:val="en-GB"/>
+        </w:rPr>
+        <w:t xml:space="preserve">&lt;&lt;#Professional Experience - A1. Outsourcing Framework Project&gt;&gt;</w:t>
       </w:r>
     </w:p>
     <w:p>
@@ -317,7 +382,15 @@
         <w:rPr>
           <w:lang w:val="en-GB"/>
         </w:rPr>
-        <w:t>&lt;&lt;Professional Experience - A1. Outsourcing Framework Project&gt;&gt;</w:t>
+        <w:t>&lt;&lt;.&gt;&gt;</w:t>
+      </w:r>
+    </w:p>
+    <w:p>
+      <w:r>
+        <w:rPr>
+          <w:lang w:val="en-GB"/>
+        </w:rPr>
+        <w:t xml:space="preserve">&lt;&lt;/Professional Experience - A1. Outsourcing Framework Project&gt;&gt;</w:t>
       </w:r>
     </w:p>
     <w:p>
@@ -336,6 +409,14 @@
           <w:lang w:val="en-GB"/>
         </w:rPr>
         <w:t>2. Governance Transformation Project</w:t>
+      </w:r>
+    </w:p>
+    <w:p>
+      <w:r>
+        <w:rPr>
+          <w:lang w:val="en-GB"/>
+        </w:rPr>
+        <w:t xml:space="preserve">&lt;&lt;#Professional Experience - A2. Governance Transformation Project&gt;&gt;</w:t>
       </w:r>
     </w:p>
     <w:p>
@@ -355,7 +436,15 @@
         <w:rPr>
           <w:lang w:val="en-GB"/>
         </w:rPr>
-        <w:t>&lt;&lt;Professional Experience - A2. Governance Transformation Project&gt;&gt;</w:t>
+        <w:t>&lt;&lt;.&gt;&gt;</w:t>
+      </w:r>
+    </w:p>
+    <w:p>
+      <w:r>
+        <w:rPr>
+          <w:lang w:val="en-GB"/>
+        </w:rPr>
+        <w:t xml:space="preserve">&lt;&lt;/Professional Experience - A2. Governance Transformation Project&gt;&gt;</w:t>
       </w:r>
     </w:p>
     <w:p>
@@ -374,6 +463,14 @@
           <w:lang w:val="en-GB"/>
         </w:rPr>
         <w:t>3. BBAG Wind Down Project</w:t>
+      </w:r>
+    </w:p>
+    <w:p>
+      <w:r>
+        <w:rPr>
+          <w:lang w:val="en-GB"/>
+        </w:rPr>
+        <w:t xml:space="preserve">&lt;&lt;#Professional Experience - A3. BBAG Wind Down Project&gt;&gt;</w:t>
       </w:r>
     </w:p>
     <w:p>
@@ -393,7 +490,15 @@
         <w:rPr>
           <w:lang w:val="en-GB"/>
         </w:rPr>
-        <w:t>&lt;&lt;Professional Experience - A3. BBAG Wind Down Project&gt;&gt;</w:t>
+        <w:t>&lt;&lt;.&gt;&gt;</w:t>
+      </w:r>
+    </w:p>
+    <w:p>
+      <w:r>
+        <w:rPr>
+          <w:lang w:val="en-GB"/>
+        </w:rPr>
+        <w:t xml:space="preserve">&lt;&lt;/Professional Experience - A3. BBAG Wind Down Project&gt;&gt;</w:t>
       </w:r>
     </w:p>
     <w:p>
@@ -414,7 +519,7 @@
         <w:rPr>
           <w:b/>
           <w:bCs/>
-          <w:color w:val="1F3864"/>
+          <w:color w:val="000000"/>
           <w:sz w:val="22"/>
           <w:szCs w:val="22"/>
           <w:lang w:val="en-GB"/>
@@ -502,7 +607,15 @@
           <w:color w:val="1F3864"/>
           <w:lang w:val="en-GB"/>
         </w:rPr>
-        <w:t>4. Accounting Correction Layer Project</w:t>
+        <w:t>1. Accounting Correction Layer Project</w:t>
+      </w:r>
+    </w:p>
+    <w:p>
+      <w:r>
+        <w:rPr>
+          <w:lang w:val="en-GB"/>
+        </w:rPr>
+        <w:t xml:space="preserve">&lt;&lt;#Professional Experience - B1. Accounting Correction Layer Project&gt;&gt;</w:t>
       </w:r>
     </w:p>
     <w:p>
@@ -522,7 +635,15 @@
         <w:rPr>
           <w:lang w:val="en-GB"/>
         </w:rPr>
-        <w:t>&lt;&lt;Professional Experience - B1. Accounting Correction Layer Project&gt;&gt;</w:t>
+        <w:t>&lt;&lt;.&gt;&gt;</w:t>
+      </w:r>
+    </w:p>
+    <w:p>
+      <w:r>
+        <w:rPr>
+          <w:lang w:val="en-GB"/>
+        </w:rPr>
+        <w:t xml:space="preserve">&lt;&lt;/Professional Experience - B1. Accounting Correction Layer Project&gt;&gt;</w:t>
       </w:r>
     </w:p>
     <w:p>
@@ -540,7 +661,15 @@
           <w:color w:val="1F3864"/>
           <w:lang w:val="en-GB"/>
         </w:rPr>
-        <w:t>5. Transfer Pricing</w:t>
+        <w:t>2. Transfer Pricing</w:t>
+      </w:r>
+    </w:p>
+    <w:p>
+      <w:r>
+        <w:rPr>
+          <w:lang w:val="en-GB"/>
+        </w:rPr>
+        <w:t xml:space="preserve">&lt;&lt;#Professional Experience - B2. Transfer Pricing&gt;&gt;</w:t>
       </w:r>
     </w:p>
     <w:p>
@@ -560,7 +689,15 @@
         <w:rPr>
           <w:lang w:val="en-GB"/>
         </w:rPr>
-        <w:t>&lt;&lt;Professional Experience - B2. Transfer Pricing&gt;&gt;</w:t>
+        <w:t>&lt;&lt;.&gt;&gt;</w:t>
+      </w:r>
+    </w:p>
+    <w:p>
+      <w:r>
+        <w:rPr>
+          <w:lang w:val="en-GB"/>
+        </w:rPr>
+        <w:t xml:space="preserve">&lt;&lt;/Professional Experience - B2. Transfer Pricing&gt;&gt;</w:t>
       </w:r>
     </w:p>
     <w:p>
@@ -578,7 +715,7 @@
         <w:rPr>
           <w:b/>
           <w:bCs/>
-          <w:color w:val="1F3864"/>
+          <w:color w:val="000000"/>
           <w:sz w:val="22"/>
           <w:szCs w:val="22"/>
           <w:lang w:val="en-GB"/>
@@ -649,7 +786,15 @@
           <w:color w:val="1F3864"/>
           <w:lang w:val="en-GB"/>
         </w:rPr>
-        <w:t>6. BBSA Merger Project</w:t>
+        <w:t>1. BBSA Merger Project</w:t>
+      </w:r>
+    </w:p>
+    <w:p>
+      <w:r>
+        <w:rPr>
+          <w:lang w:val="en-GB"/>
+        </w:rPr>
+        <w:t xml:space="preserve">&lt;&lt;#Professional Experience - C1. BBSA Merger Project&gt;&gt;</w:t>
       </w:r>
     </w:p>
     <w:p>
@@ -669,7 +814,15 @@
         <w:rPr>
           <w:lang w:val="en-GB"/>
         </w:rPr>
-        <w:t>&lt;&lt;Professional Experience - C1. BBSA Merger Project&gt;&gt;</w:t>
+        <w:t>&lt;&lt;.&gt;&gt;</w:t>
+      </w:r>
+    </w:p>
+    <w:p>
+      <w:r>
+        <w:rPr>
+          <w:lang w:val="en-GB"/>
+        </w:rPr>
+        <w:t xml:space="preserve">&lt;&lt;/Professional Experience - C1. BBSA Merger Project&gt;&gt;</w:t>
       </w:r>
     </w:p>
     <w:p>
@@ -687,7 +840,7 @@
         <w:rPr>
           <w:b/>
           <w:bCs/>
-          <w:color w:val="1F3864"/>
+          <w:color w:val="000000"/>
           <w:sz w:val="22"/>
           <w:szCs w:val="22"/>
           <w:lang w:val="en-GB"/>
@@ -758,7 +911,15 @@
           <w:color w:val="1F3864"/>
           <w:lang w:val="en-GB"/>
         </w:rPr>
-        <w:t>7. Servicing Center Project</w:t>
+        <w:t>1. Servicing Center Project</w:t>
+      </w:r>
+    </w:p>
+    <w:p>
+      <w:r>
+        <w:rPr>
+          <w:lang w:val="en-GB"/>
+        </w:rPr>
+        <w:t xml:space="preserve">&lt;&lt;#Professional Experience - D1. Servicing Center Project&gt;&gt;</w:t>
       </w:r>
     </w:p>
     <w:p>
@@ -778,24 +939,15 @@
         <w:rPr>
           <w:lang w:val="en-GB"/>
         </w:rPr>
-        <w:t>&lt;&lt;Professional Experience - D1. Servicing Center Project&gt;&gt;</w:t>
-      </w:r>
-    </w:p>
-    <w:p>
-      <w:pPr>
-        <w:spacing w:before="60" w:after="60"/>
-        <w:jc w:val="center"/>
-        <w:rPr>
-          <w:lang w:val="en-GB"/>
-        </w:rPr>
-      </w:pPr>
-      <w:r>
-        <w:rPr>
-          <w:rFonts w:ascii="Cambria Math" w:hAnsi="Cambria Math" w:cs="Cambria Math"/>
-          <w:color w:val="2E75B6"/>
-          <w:lang w:val="en-GB"/>
-        </w:rPr>
-        <w:t>◆</w:t>
+        <w:t>&lt;&lt;.&gt;&gt;</w:t>
+      </w:r>
+    </w:p>
+    <w:p>
+      <w:r>
+        <w:rPr>
+          <w:lang w:val="en-GB"/>
+        </w:rPr>
+        <w:t xml:space="preserve">&lt;&lt;/Professional Experience - D1. Servicing Center Project&gt;&gt;</w:t>
       </w:r>
     </w:p>
     <w:p>
@@ -822,33 +974,57 @@
       </w:r>
     </w:p>
     <w:p>
-      <w:pPr>
-        <w:spacing w:before="60" w:after="60"/>
-        <w:rPr>
-          <w:lang w:val="en-GB"/>
-        </w:rPr>
-      </w:pPr>
-      <w:r>
-        <w:rPr>
-          <w:lang w:val="en-GB"/>
-        </w:rPr>
-        <w:t>&lt;&lt;Education&gt;&gt;</w:t>
-      </w:r>
-    </w:p>
-    <w:p>
-      <w:pPr>
-        <w:spacing w:before="60" w:after="60"/>
-        <w:jc w:val="center"/>
-        <w:rPr>
-          <w:lang w:val="en-GB"/>
-        </w:rPr>
-      </w:pPr>
-      <w:r>
-        <w:rPr>
-          <w:color w:val="2E75B6"/>
-          <w:lang w:val="en-GB"/>
-        </w:rPr>
-        <w:t>◆</w:t>
+      <w:r>
+        <w:rPr>
+          <w:lang w:val="en-GB"/>
+        </w:rPr>
+        <w:t xml:space="preserve">&lt;&lt;#Education&gt;&gt;</w:t>
+      </w:r>
+    </w:p>
+    <w:p>
+      <w:pPr>
+        <w:keepNext/>
+        <w:tabs>
+          <w:tab w:val="right" w:pos="10826"/>
+        </w:tabs>
+        <w:spacing w:before="80" w:after="0"/>
+        <w:rPr>
+          <w:lang w:val="en-GB"/>
+        </w:rPr>
+      </w:pPr>
+      <w:r>
+        <w:rPr>
+          <w:b/>
+          <w:bCs/>
+          <w:color w:val="000000"/>
+          <w:sz w:val="22"/>
+          <w:szCs w:val="22"/>
+          <w:lang w:val="en-GB"/>
+        </w:rPr>
+        <w:t xml:space="preserve">&lt;&lt;Head&gt;&gt;</w:t>
+      </w:r>
+      <w:r>
+        <w:rPr>
+          <w:lang w:val="en-GB"/>
+        </w:rPr>
+        <w:tab/>
+      </w:r>
+      <w:r>
+        <w:rPr>
+          <w:color w:val="808080" w:themeColor="background1" w:themeShade="80"/>
+          <w:sz w:val="20"/>
+          <w:szCs w:val="20"/>
+          <w:lang w:val="en-GB"/>
+        </w:rPr>
+        <w:t xml:space="preserve">&lt;&lt;Dates&gt;&gt;</w:t>
+      </w:r>
+    </w:p>
+    <w:p>
+      <w:r>
+        <w:rPr>
+          <w:lang w:val="en-GB"/>
+        </w:rPr>
+        <w:t xml:space="preserve">&lt;&lt;/Education&gt;&gt;</w:t>
       </w:r>
     </w:p>
     <w:p>
@@ -876,33 +1052,57 @@
       </w:r>
     </w:p>
     <w:p>
-      <w:pPr>
-        <w:spacing w:before="60" w:after="60"/>
-        <w:rPr>
-          <w:lang w:val="en-GB"/>
-        </w:rPr>
-      </w:pPr>
-      <w:r>
-        <w:rPr>
-          <w:lang w:val="en-GB"/>
-        </w:rPr>
-        <w:t>&lt;&lt;Executive Education&gt;&gt;</w:t>
-      </w:r>
-    </w:p>
-    <w:p>
-      <w:pPr>
-        <w:spacing w:before="60" w:after="60"/>
-        <w:jc w:val="center"/>
-        <w:rPr>
-          <w:lang w:val="en-GB"/>
-        </w:rPr>
-      </w:pPr>
-      <w:r>
-        <w:rPr>
-          <w:color w:val="2E75B6"/>
-          <w:lang w:val="en-GB"/>
-        </w:rPr>
-        <w:t>◆</w:t>
+      <w:r>
+        <w:rPr>
+          <w:lang w:val="en-GB"/>
+        </w:rPr>
+        <w:t xml:space="preserve">&lt;&lt;#Executive Education&gt;&gt;</w:t>
+      </w:r>
+    </w:p>
+    <w:p>
+      <w:pPr>
+        <w:keepNext/>
+        <w:tabs>
+          <w:tab w:val="right" w:pos="10826"/>
+        </w:tabs>
+        <w:spacing w:before="80" w:after="0"/>
+        <w:rPr>
+          <w:lang w:val="en-GB"/>
+        </w:rPr>
+      </w:pPr>
+      <w:r>
+        <w:rPr>
+          <w:b/>
+          <w:bCs/>
+          <w:color w:val="000000"/>
+          <w:sz w:val="22"/>
+          <w:szCs w:val="22"/>
+          <w:lang w:val="en-GB"/>
+        </w:rPr>
+        <w:t xml:space="preserve">&lt;&lt;Head&gt;&gt;</w:t>
+      </w:r>
+      <w:r>
+        <w:rPr>
+          <w:lang w:val="en-GB"/>
+        </w:rPr>
+        <w:tab/>
+      </w:r>
+      <w:r>
+        <w:rPr>
+          <w:color w:val="808080" w:themeColor="background1" w:themeShade="80"/>
+          <w:sz w:val="20"/>
+          <w:szCs w:val="20"/>
+          <w:lang w:val="en-GB"/>
+        </w:rPr>
+        <w:t xml:space="preserve">&lt;&lt;Dates&gt;&gt;</w:t>
+      </w:r>
+    </w:p>
+    <w:p>
+      <w:r>
+        <w:rPr>
+          <w:lang w:val="en-GB"/>
+        </w:rPr>
+        <w:t xml:space="preserve">&lt;&lt;/Executive Education&gt;&gt;</w:t>
       </w:r>
     </w:p>
     <w:p>
@@ -929,17 +1129,39 @@
       </w:r>
     </w:p>
     <w:p>
-      <w:pPr>
+      <w:r>
+        <w:rPr>
+          <w:lang w:val="en-GB"/>
+        </w:rPr>
+        <w:t xml:space="preserve">&lt;&lt;#Languages&gt;&gt;</w:t>
+      </w:r>
+    </w:p>
+    <w:p>
+      <w:pPr>
+        <w:pStyle w:val="Listenabsatz"/>
+        <w:numPr>
+          <w:ilvl w:val="0"/>
+          <w:numId w:val="3"/>
+        </w:numPr>
         <w:spacing w:before="40" w:after="40"/>
-        <w:rPr>
-          <w:lang w:val="en-GB"/>
-        </w:rPr>
-      </w:pPr>
-      <w:r>
-        <w:rPr>
-          <w:lang w:val="en-GB"/>
-        </w:rPr>
-        <w:t>&lt;&lt;Languages&gt;&gt;</w:t>
+        <w:ind w:left="567"/>
+        <w:rPr>
+          <w:lang w:val="en-GB"/>
+        </w:rPr>
+      </w:pPr>
+      <w:r>
+        <w:rPr>
+          <w:lang w:val="en-GB"/>
+        </w:rPr>
+        <w:t xml:space="preserve">&lt;&lt;.&gt;&gt;</w:t>
+      </w:r>
+    </w:p>
+    <w:p>
+      <w:r>
+        <w:rPr>
+          <w:lang w:val="en-GB"/>
+        </w:rPr>
+        <w:t xml:space="preserve">&lt;&lt;/Languages&gt;&gt;</w:t>
       </w:r>
     </w:p>
     <w:sectPr>

--- a/Group CVs/CV_Template.docx
+++ b/Group CVs/CV_Template.docx
@@ -4,54 +4,133 @@
   <w:body>
     <w:p>
       <w:pPr>
-        <w:jc w:val="center"/>
-        <w:rPr>
-          <w:lang w:val="en-GB"/>
-        </w:rPr>
-      </w:pPr>
+        <w:spacing w:after="40"/>
+        <w:rPr>
+          <w:lang w:val="en-GB"/>
+        </w:rPr>
+      </w:pPr>
+      <w:r>
+        <w:rPr>
+          <w:lang w:val="en-GB"/>
+        </w:rPr>
+        <w:t xml:space="preserve">&lt;&lt;#Headshot&gt;&gt;</w:t>
+      </w:r>
+      <w:r>
+        <w:rPr>
+          <w:noProof/>
+          <w:lang w:val="en-GB"/>
+        </w:rPr>
+        <w:drawing>
+          <wp:anchor distT="0" distB="0" distL="114300" distR="114300" simplePos="0" relativeHeight="251658240" behindDoc="0" locked="0" layoutInCell="1" allowOverlap="1">
+            <wp:simplePos x="0" y="0"/>
+            <wp:positionH relativeFrom="margin">
+              <wp:posOffset>5320665</wp:posOffset>
+            </wp:positionH>
+            <wp:positionV relativeFrom="margin">
+              <wp:posOffset>-333375</wp:posOffset>
+            </wp:positionV>
+            <wp:extent cx="986155" cy="1234440"/>
+            <wp:effectExtent l="0" t="0" r="4445" b="3810"/>
+            <wp:wrapSquare wrapText="bothSides"/>
+            <wp:docPr id="20389598" name="Headshot"/>
+            <wp:cNvGraphicFramePr>
+              <a:graphicFrameLocks xmlns:a="http://schemas.openxmlformats.org/drawingml/2006/main" noChangeAspect="1"/>
+            </wp:cNvGraphicFramePr>
+            <a:graphic xmlns:a="http://schemas.openxmlformats.org/drawingml/2006/main">
+              <a:graphicData uri="http://schemas.openxmlformats.org/drawingml/2006/picture">
+                <pic:pic xmlns:pic="http://schemas.openxmlformats.org/drawingml/2006/picture">
+                  <pic:nvPicPr>
+                    <pic:cNvPr id="0" name="Headshot"/>
+                    <pic:cNvPicPr>
+                      <a:picLocks noChangeAspect="1" noChangeArrowheads="1"/>
+                    </pic:cNvPicPr>
+                  </pic:nvPicPr>
+                  <pic:blipFill>
+                    <a:blip r:embed="rId106" cstate="print"/>
+                    <a:srcRect/>
+                    <a:stretch>
+                      <a:fillRect/>
+                    </a:stretch>
+                  </pic:blipFill>
+                  <pic:spPr bwMode="auto">
+                    <a:xfrm>
+                      <a:off x="0" y="0"/>
+                      <a:ext cx="986155" cy="1234440"/>
+                    </a:xfrm>
+                    <a:prstGeom prst="roundRect">
+                      <a:avLst/>
+                    </a:prstGeom>
+                    <a:noFill/>
+                    <a:ln>
+                      <a:noFill/>
+                    </a:ln>
+                  </pic:spPr>
+                </pic:pic>
+              </a:graphicData>
+            </a:graphic>
+          </wp:anchor>
+        </w:drawing>
+      </w:r>
+      <w:r>
+        <w:rPr>
+          <w:lang w:val="en-GB"/>
+        </w:rPr>
+        <w:t xml:space="preserve">&lt;&lt;/Headshot&gt;&gt;</w:t>
+      </w:r>
       <w:r>
         <w:rPr>
           <w:b/>
           <w:bCs/>
-          <w:color w:val="1F3864"/>
+          <w:color w:val="000000"/>
           <w:sz w:val="36"/>
           <w:szCs w:val="36"/>
           <w:lang w:val="en-GB"/>
         </w:rPr>
-        <w:t>&lt;&lt;Name&gt;&gt;</w:t>
-      </w:r>
-    </w:p>
-    <w:p>
-      <w:pPr>
-        <w:spacing w:before="20"/>
-        <w:jc w:val="center"/>
-        <w:rPr>
-          <w:lang w:val="en-GB"/>
-        </w:rPr>
-      </w:pPr>
-      <w:r>
-        <w:rPr>
-          <w:color w:val="2E75B6"/>
-          <w:sz w:val="22"/>
-          <w:szCs w:val="22"/>
-          <w:lang w:val="en-GB"/>
-        </w:rPr>
-        <w:t>&lt;&lt;JD Group Primary&gt;&gt;  |  &lt;&lt;JD Group Secondary&gt;&gt;</w:t>
-      </w:r>
-    </w:p>
-    <w:p>
-      <w:pPr>
-        <w:spacing w:before="20"/>
-        <w:jc w:val="center"/>
-        <w:rPr>
-          <w:lang w:val="en-GB"/>
-        </w:rPr>
-      </w:pPr>
-      <w:r>
-        <w:rPr>
-          <w:lang w:val="en-GB"/>
-        </w:rPr>
-        <w:t>&lt;&lt;Location&gt;&gt;&lt;&lt;Relocation&gt;&gt;  |  &lt;&lt;Phone&gt;&gt;  |  &lt;&lt;Email&gt;&gt;  |  &lt;&lt;Citizenship&gt;&gt;</w:t>
+        <w:t xml:space="preserve">&lt;&lt;Name&gt;&gt;</w:t>
+      </w:r>
+    </w:p>
+    <w:p>
+      <w:pPr>
+        <w:spacing w:after="160"/>
+        <w:rPr>
+          <w:lang w:val="en-GB"/>
+        </w:rPr>
+      </w:pPr>
+      <w:r>
+        <w:rPr>
+          <w:color w:val="595959"/>
+          <w:sz w:val="23"/>
+          <w:szCs w:val="23"/>
+          <w:lang w:val="en-GB"/>
+        </w:rPr>
+        <w:t xml:space="preserve">&lt;&lt;JD Group Primary&gt;&gt; | &lt;&lt;JD Group Secondary&gt;&gt;</w:t>
+      </w:r>
+    </w:p>
+    <w:p>
+      <w:pPr>
+        <w:spacing w:after="280"/>
+        <w:rPr>
+          <w:lang w:val="en-GB"/>
+        </w:rPr>
+      </w:pPr>
+      <w:r>
+        <w:rPr>
+          <w:lang w:val="en-GB"/>
+        </w:rPr>
+        <w:t xml:space="preserve">&lt;&lt;Location&gt;&gt;&lt;&lt;Relocation&gt;&gt;   |   &lt;&lt;Phone&gt;&gt;   |   </w:t>
+      </w:r>
+      <w:r>
+        <w:rPr>
+          <w:rStyle w:val="Hyperlink"/>
+          <w:lang w:val="en-GB"/>
+        </w:rPr>
+        <w:t xml:space="preserve">&lt;&lt;Email&gt;&gt;</w:t>
+      </w:r>
+      <w:r>
+        <w:rPr>
+          <w:lang w:val="en-GB"/>
+        </w:rPr>
+        <w:t xml:space="preserve">   |   &lt;&lt;Citizenship&gt;&gt;</w:t>
       </w:r>
     </w:p>
     <w:p>
@@ -108,6 +187,13 @@
         </w:rPr>
       </w:pPr>
       <w:r>
+        <w:pict>
+          <v:shape id="CvIcon1" o:spid="_x0000_i1031" type="#_x0000_t75" style="width:11.1pt;height:11.1pt;visibility:visible;mso-wrap-style:square">
+            <v:imagedata r:id="rId100" o:title=""/>
+          </v:shape>
+        </w:pict>
+      </w:r>
+      <w:r>
         <w:rPr>
           <w:b/>
           <w:bCs/>
@@ -116,7 +202,7 @@
           <w:szCs w:val="24"/>
           <w:lang w:val="en-GB"/>
         </w:rPr>
-        <w:t>PROFILE</w:t>
+        <w:t xml:space="preserve"> PROFILE</w:t>
       </w:r>
     </w:p>
     <w:p>
@@ -153,6 +239,13 @@
         </w:rPr>
       </w:pPr>
       <w:r>
+        <w:pict>
+          <v:shape id="CvIcon2" o:spid="_x0000_i1032" type="#_x0000_t75" style="width:11.1pt;height:11.1pt;visibility:visible;mso-wrap-style:square">
+            <v:imagedata r:id="rId101" o:title=""/>
+          </v:shape>
+        </w:pict>
+      </w:r>
+      <w:r>
         <w:rPr>
           <w:b/>
           <w:bCs/>
@@ -161,7 +254,7 @@
           <w:szCs w:val="24"/>
           <w:lang w:val="en-GB"/>
         </w:rPr>
-        <w:t>SKILLS</w:t>
+        <w:t xml:space="preserve"> SKILLS</w:t>
       </w:r>
     </w:p>
     <w:p>
@@ -239,6 +332,13 @@
         </w:rPr>
       </w:pPr>
       <w:r>
+        <w:pict>
+          <v:shape id="CvIcon3" o:spid="_x0000_i1033" type="#_x0000_t75" style="width:11.1pt;height:11.1pt;visibility:visible;mso-wrap-style:square">
+            <v:imagedata r:id="rId102" o:title=""/>
+          </v:shape>
+        </w:pict>
+      </w:r>
+      <w:r>
         <w:rPr>
           <w:b/>
           <w:bCs/>
@@ -247,7 +347,7 @@
           <w:szCs w:val="24"/>
           <w:lang w:val="en-GB"/>
         </w:rPr>
-        <w:t>PROFESSIONAL EXPERIENCE</w:t>
+        <w:t xml:space="preserve"> PROFESSIONAL EXPERIENCE</w:t>
       </w:r>
     </w:p>
     <w:p>
@@ -962,6 +1062,13 @@
         </w:rPr>
       </w:pPr>
       <w:r>
+        <w:pict>
+          <v:shape id="CvIcon4" o:spid="_x0000_i1034" type="#_x0000_t75" style="width:11.1pt;height:11.1pt;visibility:visible;mso-wrap-style:square">
+            <v:imagedata r:id="rId103" o:title=""/>
+          </v:shape>
+        </w:pict>
+      </w:r>
+      <w:r>
         <w:rPr>
           <w:b/>
           <w:bCs/>
@@ -970,7 +1077,7 @@
           <w:szCs w:val="24"/>
           <w:lang w:val="en-GB"/>
         </w:rPr>
-        <w:t>EDUCATION</w:t>
+        <w:t xml:space="preserve"> EDUCATION</w:t>
       </w:r>
     </w:p>
     <w:p>
@@ -1024,6 +1131,42 @@
         <w:rPr>
           <w:lang w:val="en-GB"/>
         </w:rPr>
+        <w:t xml:space="preserve">&lt;&lt;#Status&gt;&gt;</w:t>
+      </w:r>
+    </w:p>
+    <w:p>
+      <w:pPr>
+        <w:spacing w:before="0" w:after="0"/>
+        <w:ind w:left="0"/>
+        <w:rPr>
+          <w:lang w:val="en-GB"/>
+        </w:rPr>
+      </w:pPr>
+      <w:r>
+        <w:rPr>
+          <w:i/>
+          <w:iCs/>
+          <w:color w:val="595959"/>
+          <w:sz w:val="19"/>
+          <w:szCs w:val="19"/>
+          <w:lang w:val="en-GB"/>
+        </w:rPr>
+        <w:t xml:space="preserve">&lt;&lt;.&gt;&gt;</w:t>
+      </w:r>
+    </w:p>
+    <w:p>
+      <w:r>
+        <w:rPr>
+          <w:lang w:val="en-GB"/>
+        </w:rPr>
+        <w:t xml:space="preserve">&lt;&lt;/Status&gt;&gt;</w:t>
+      </w:r>
+    </w:p>
+    <w:p>
+      <w:r>
+        <w:rPr>
+          <w:lang w:val="en-GB"/>
+        </w:rPr>
         <w:t xml:space="preserve">&lt;&lt;/Education&gt;&gt;</w:t>
       </w:r>
     </w:p>
@@ -1039,6 +1182,13 @@
         </w:rPr>
       </w:pPr>
       <w:r>
+        <w:pict>
+          <v:shape id="CvIcon5" o:spid="_x0000_i1035" type="#_x0000_t75" style="width:11.1pt;height:11.1pt;visibility:visible;mso-wrap-style:square">
+            <v:imagedata r:id="rId104" o:title=""/>
+          </v:shape>
+        </w:pict>
+      </w:r>
+      <w:r>
         <w:rPr>
           <w:b/>
           <w:bCs/>
@@ -1048,7 +1198,7 @@
           <w:lang w:val="en-GB"/>
         </w:rPr>
         <w:lastRenderedPageBreak/>
-        <w:t>EXECUTIVE EDUCATION</w:t>
+        <w:t xml:space="preserve"> EXECUTIVE EDUCATION</w:t>
       </w:r>
     </w:p>
     <w:p>
@@ -1102,6 +1252,42 @@
         <w:rPr>
           <w:lang w:val="en-GB"/>
         </w:rPr>
+        <w:t xml:space="preserve">&lt;&lt;#Status&gt;&gt;</w:t>
+      </w:r>
+    </w:p>
+    <w:p>
+      <w:pPr>
+        <w:spacing w:before="0" w:after="0"/>
+        <w:ind w:left="0"/>
+        <w:rPr>
+          <w:lang w:val="en-GB"/>
+        </w:rPr>
+      </w:pPr>
+      <w:r>
+        <w:rPr>
+          <w:i/>
+          <w:iCs/>
+          <w:color w:val="595959"/>
+          <w:sz w:val="19"/>
+          <w:szCs w:val="19"/>
+          <w:lang w:val="en-GB"/>
+        </w:rPr>
+        <w:t xml:space="preserve">&lt;&lt;.&gt;&gt;</w:t>
+      </w:r>
+    </w:p>
+    <w:p>
+      <w:r>
+        <w:rPr>
+          <w:lang w:val="en-GB"/>
+        </w:rPr>
+        <w:t xml:space="preserve">&lt;&lt;/Status&gt;&gt;</w:t>
+      </w:r>
+    </w:p>
+    <w:p>
+      <w:r>
+        <w:rPr>
+          <w:lang w:val="en-GB"/>
+        </w:rPr>
         <w:t xml:space="preserve">&lt;&lt;/Executive Education&gt;&gt;</w:t>
       </w:r>
     </w:p>
@@ -1117,6 +1303,13 @@
         </w:rPr>
       </w:pPr>
       <w:r>
+        <w:pict>
+          <v:shape id="CvIcon6" o:spid="_x0000_i1036" type="#_x0000_t75" style="width:11.1pt;height:11.1pt;visibility:visible;mso-wrap-style:square">
+            <v:imagedata r:id="rId105" o:title=""/>
+          </v:shape>
+        </w:pict>
+      </w:r>
+      <w:r>
         <w:rPr>
           <w:b/>
           <w:bCs/>
@@ -1125,7 +1318,7 @@
           <w:szCs w:val="24"/>
           <w:lang w:val="en-GB"/>
         </w:rPr>
-        <w:t>LANGUAGES</w:t>
+        <w:t xml:space="preserve"> LANGUAGES</w:t>
       </w:r>
     </w:p>
     <w:p>

--- a/Group CVs/CV_Template.docx
+++ b/Group CVs/CV_Template.docx
@@ -406,6 +406,14 @@
       </w:r>
     </w:p>
     <w:p>
+      <w:r>
+        <w:rPr>
+          <w:lang w:val="en-GB"/>
+        </w:rPr>
+        <w:t xml:space="preserve">&lt;&lt;#Professional Experience - A0. Role Overview&gt;&gt;</w:t>
+      </w:r>
+    </w:p>
+    <w:p>
       <w:pPr>
         <w:spacing w:before="40" w:after="60"/>
         <w:ind w:left="215"/>
@@ -418,7 +426,23 @@
         <w:rPr>
           <w:lang w:val="en-GB"/>
         </w:rPr>
-        <w:t>&lt;&lt;Professional Experience - A0. Role Overview&gt;&gt;</w:t>
+        <w:t xml:space="preserve">&lt;&lt;.&gt;&gt;</w:t>
+      </w:r>
+    </w:p>
+    <w:p>
+      <w:r>
+        <w:rPr>
+          <w:lang w:val="en-GB"/>
+        </w:rPr>
+        <w:t xml:space="preserve">&lt;&lt;/Professional Experience - A0. Role Overview&gt;&gt;</w:t>
+      </w:r>
+    </w:p>
+    <w:p>
+      <w:r>
+        <w:rPr>
+          <w:lang w:val="en-GB"/>
+        </w:rPr>
+        <w:t xml:space="preserve">&lt;&lt;#Position A Key Projects&gt;&gt;</w:t>
       </w:r>
     </w:p>
     <w:p>
@@ -440,6 +464,22 @@
       </w:r>
     </w:p>
     <w:p>
+      <w:r>
+        <w:rPr>
+          <w:lang w:val="en-GB"/>
+        </w:rPr>
+        <w:t xml:space="preserve">&lt;&lt;/Position A Key Projects&gt;&gt;</w:t>
+      </w:r>
+    </w:p>
+    <w:p>
+      <w:r>
+        <w:rPr>
+          <w:lang w:val="en-GB"/>
+        </w:rPr>
+        <w:t xml:space="preserve">&lt;&lt;#Professional Experience - A1. Outsourcing Framework Project Caption&gt;&gt;</w:t>
+      </w:r>
+    </w:p>
+    <w:p>
       <w:pPr>
         <w:spacing w:before="80" w:after="20"/>
         <w:ind w:left="215"/>
@@ -454,7 +494,15 @@
           <w:color w:val="1F3864"/>
           <w:lang w:val="en-GB"/>
         </w:rPr>
-        <w:t>1. Outsourcing Framework Project</w:t>
+        <w:t xml:space="preserve">&lt;&lt;.&gt;&gt;</w:t>
+      </w:r>
+    </w:p>
+    <w:p>
+      <w:r>
+        <w:rPr>
+          <w:lang w:val="en-GB"/>
+        </w:rPr>
+        <w:t xml:space="preserve">&lt;&lt;/Professional Experience - A1. Outsourcing Framework Project Caption&gt;&gt;</w:t>
       </w:r>
     </w:p>
     <w:p>
@@ -494,6 +542,14 @@
       </w:r>
     </w:p>
     <w:p>
+      <w:r>
+        <w:rPr>
+          <w:lang w:val="en-GB"/>
+        </w:rPr>
+        <w:t xml:space="preserve">&lt;&lt;#Professional Experience - A2. Governance Transformation Project Caption&gt;&gt;</w:t>
+      </w:r>
+    </w:p>
+    <w:p>
       <w:pPr>
         <w:spacing w:before="80" w:after="20"/>
         <w:ind w:left="215"/>
@@ -508,7 +564,15 @@
           <w:color w:val="1F3864"/>
           <w:lang w:val="en-GB"/>
         </w:rPr>
-        <w:t>2. Governance Transformation Project</w:t>
+        <w:t xml:space="preserve">&lt;&lt;.&gt;&gt;</w:t>
+      </w:r>
+    </w:p>
+    <w:p>
+      <w:r>
+        <w:rPr>
+          <w:lang w:val="en-GB"/>
+        </w:rPr>
+        <w:t xml:space="preserve">&lt;&lt;/Professional Experience - A2. Governance Transformation Project Caption&gt;&gt;</w:t>
       </w:r>
     </w:p>
     <w:p>
@@ -548,6 +612,14 @@
       </w:r>
     </w:p>
     <w:p>
+      <w:r>
+        <w:rPr>
+          <w:lang w:val="en-GB"/>
+        </w:rPr>
+        <w:t xml:space="preserve">&lt;&lt;#Professional Experience - A3. BBAG Wind Down Project Caption&gt;&gt;</w:t>
+      </w:r>
+    </w:p>
+    <w:p>
       <w:pPr>
         <w:spacing w:before="80" w:after="20"/>
         <w:ind w:left="215"/>
@@ -562,7 +634,15 @@
           <w:color w:val="1F3864"/>
           <w:lang w:val="en-GB"/>
         </w:rPr>
-        <w:t>3. BBAG Wind Down Project</w:t>
+        <w:t xml:space="preserve">&lt;&lt;.&gt;&gt;</w:t>
+      </w:r>
+    </w:p>
+    <w:p>
+      <w:r>
+        <w:rPr>
+          <w:lang w:val="en-GB"/>
+        </w:rPr>
+        <w:t xml:space="preserve">&lt;&lt;/Professional Experience - A3. BBAG Wind Down Project Caption&gt;&gt;</w:t>
       </w:r>
     </w:p>
     <w:p>
@@ -660,6 +740,14 @@
       </w:r>
     </w:p>
     <w:p>
+      <w:r>
+        <w:rPr>
+          <w:lang w:val="en-GB"/>
+        </w:rPr>
+        <w:t xml:space="preserve">&lt;&lt;#Professional Experience - B0. Role Overview&gt;&gt;</w:t>
+      </w:r>
+    </w:p>
+    <w:p>
       <w:pPr>
         <w:spacing w:before="40" w:after="60"/>
         <w:ind w:left="215"/>
@@ -671,7 +759,23 @@
         <w:rPr>
           <w:lang w:val="en-GB"/>
         </w:rPr>
-        <w:t>&lt;&lt;Professional Experience - B0. Role Overview&gt;&gt;</w:t>
+        <w:t xml:space="preserve">&lt;&lt;.&gt;&gt;</w:t>
+      </w:r>
+    </w:p>
+    <w:p>
+      <w:r>
+        <w:rPr>
+          <w:lang w:val="en-GB"/>
+        </w:rPr>
+        <w:t xml:space="preserve">&lt;&lt;/Professional Experience - B0. Role Overview&gt;&gt;</w:t>
+      </w:r>
+    </w:p>
+    <w:p>
+      <w:r>
+        <w:rPr>
+          <w:lang w:val="en-GB"/>
+        </w:rPr>
+        <w:t xml:space="preserve">&lt;&lt;#Position B Key Projects&gt;&gt;</w:t>
       </w:r>
     </w:p>
     <w:p>
@@ -693,6 +797,22 @@
       </w:r>
     </w:p>
     <w:p>
+      <w:r>
+        <w:rPr>
+          <w:lang w:val="en-GB"/>
+        </w:rPr>
+        <w:t xml:space="preserve">&lt;&lt;/Position B Key Projects&gt;&gt;</w:t>
+      </w:r>
+    </w:p>
+    <w:p>
+      <w:r>
+        <w:rPr>
+          <w:lang w:val="en-GB"/>
+        </w:rPr>
+        <w:t xml:space="preserve">&lt;&lt;#Professional Experience - B1. Accounting Correction Layer Project Caption&gt;&gt;</w:t>
+      </w:r>
+    </w:p>
+    <w:p>
       <w:pPr>
         <w:spacing w:before="80" w:after="20"/>
         <w:ind w:left="215"/>
@@ -707,7 +827,15 @@
           <w:color w:val="1F3864"/>
           <w:lang w:val="en-GB"/>
         </w:rPr>
-        <w:t>1. Accounting Correction Layer Project</w:t>
+        <w:t xml:space="preserve">&lt;&lt;.&gt;&gt;</w:t>
+      </w:r>
+    </w:p>
+    <w:p>
+      <w:r>
+        <w:rPr>
+          <w:lang w:val="en-GB"/>
+        </w:rPr>
+        <w:t xml:space="preserve">&lt;&lt;/Professional Experience - B1. Accounting Correction Layer Project Caption&gt;&gt;</w:t>
       </w:r>
     </w:p>
     <w:p>
@@ -747,6 +875,14 @@
       </w:r>
     </w:p>
     <w:p>
+      <w:r>
+        <w:rPr>
+          <w:lang w:val="en-GB"/>
+        </w:rPr>
+        <w:t xml:space="preserve">&lt;&lt;#Professional Experience - B2. Transfer Pricing Caption&gt;&gt;</w:t>
+      </w:r>
+    </w:p>
+    <w:p>
       <w:pPr>
         <w:spacing w:before="80" w:after="20"/>
         <w:ind w:left="215"/>
@@ -761,7 +897,15 @@
           <w:color w:val="1F3864"/>
           <w:lang w:val="en-GB"/>
         </w:rPr>
-        <w:t>2. Transfer Pricing</w:t>
+        <w:t xml:space="preserve">&lt;&lt;.&gt;&gt;</w:t>
+      </w:r>
+    </w:p>
+    <w:p>
+      <w:r>
+        <w:rPr>
+          <w:lang w:val="en-GB"/>
+        </w:rPr>
+        <w:t xml:space="preserve">&lt;&lt;/Professional Experience - B2. Transfer Pricing Caption&gt;&gt;</w:t>
       </w:r>
     </w:p>
     <w:p>
@@ -839,6 +983,14 @@
       </w:r>
     </w:p>
     <w:p>
+      <w:r>
+        <w:rPr>
+          <w:lang w:val="en-GB"/>
+        </w:rPr>
+        <w:t xml:space="preserve">&lt;&lt;#Professional Experience - C0. Role Overview&gt;&gt;</w:t>
+      </w:r>
+    </w:p>
+    <w:p>
       <w:pPr>
         <w:spacing w:before="40" w:after="60"/>
         <w:ind w:left="215"/>
@@ -850,7 +1002,23 @@
         <w:rPr>
           <w:lang w:val="en-GB"/>
         </w:rPr>
-        <w:t>&lt;&lt;Professional Experience - C0. Role Overview&gt;&gt;</w:t>
+        <w:t xml:space="preserve">&lt;&lt;.&gt;&gt;</w:t>
+      </w:r>
+    </w:p>
+    <w:p>
+      <w:r>
+        <w:rPr>
+          <w:lang w:val="en-GB"/>
+        </w:rPr>
+        <w:t xml:space="preserve">&lt;&lt;/Professional Experience - C0. Role Overview&gt;&gt;</w:t>
+      </w:r>
+    </w:p>
+    <w:p>
+      <w:r>
+        <w:rPr>
+          <w:lang w:val="en-GB"/>
+        </w:rPr>
+        <w:t xml:space="preserve">&lt;&lt;#Position C Key Projects&gt;&gt;</w:t>
       </w:r>
     </w:p>
     <w:p>
@@ -872,6 +1040,22 @@
       </w:r>
     </w:p>
     <w:p>
+      <w:r>
+        <w:rPr>
+          <w:lang w:val="en-GB"/>
+        </w:rPr>
+        <w:t xml:space="preserve">&lt;&lt;/Position C Key Projects&gt;&gt;</w:t>
+      </w:r>
+    </w:p>
+    <w:p>
+      <w:r>
+        <w:rPr>
+          <w:lang w:val="en-GB"/>
+        </w:rPr>
+        <w:t xml:space="preserve">&lt;&lt;#Professional Experience - C1. BBSA Merger Project Caption&gt;&gt;</w:t>
+      </w:r>
+    </w:p>
+    <w:p>
       <w:pPr>
         <w:spacing w:before="80" w:after="20"/>
         <w:ind w:left="215"/>
@@ -886,7 +1070,15 @@
           <w:color w:val="1F3864"/>
           <w:lang w:val="en-GB"/>
         </w:rPr>
-        <w:t>1. BBSA Merger Project</w:t>
+        <w:t xml:space="preserve">&lt;&lt;.&gt;&gt;</w:t>
+      </w:r>
+    </w:p>
+    <w:p>
+      <w:r>
+        <w:rPr>
+          <w:lang w:val="en-GB"/>
+        </w:rPr>
+        <w:t xml:space="preserve">&lt;&lt;/Professional Experience - C1. BBSA Merger Project Caption&gt;&gt;</w:t>
       </w:r>
     </w:p>
     <w:p>
@@ -964,6 +1156,14 @@
       </w:r>
     </w:p>
     <w:p>
+      <w:r>
+        <w:rPr>
+          <w:lang w:val="en-GB"/>
+        </w:rPr>
+        <w:t xml:space="preserve">&lt;&lt;#Professional Experience - D0. Role Overview&gt;&gt;</w:t>
+      </w:r>
+    </w:p>
+    <w:p>
       <w:pPr>
         <w:spacing w:before="40" w:after="60"/>
         <w:ind w:left="215"/>
@@ -975,7 +1175,23 @@
         <w:rPr>
           <w:lang w:val="en-GB"/>
         </w:rPr>
-        <w:t>&lt;&lt;Professional Experience - D0. Role Overview&gt;&gt;</w:t>
+        <w:t xml:space="preserve">&lt;&lt;.&gt;&gt;</w:t>
+      </w:r>
+    </w:p>
+    <w:p>
+      <w:r>
+        <w:rPr>
+          <w:lang w:val="en-GB"/>
+        </w:rPr>
+        <w:t xml:space="preserve">&lt;&lt;/Professional Experience - D0. Role Overview&gt;&gt;</w:t>
+      </w:r>
+    </w:p>
+    <w:p>
+      <w:r>
+        <w:rPr>
+          <w:lang w:val="en-GB"/>
+        </w:rPr>
+        <w:t xml:space="preserve">&lt;&lt;#Position D Key Projects&gt;&gt;</w:t>
       </w:r>
     </w:p>
     <w:p>
@@ -997,6 +1213,22 @@
       </w:r>
     </w:p>
     <w:p>
+      <w:r>
+        <w:rPr>
+          <w:lang w:val="en-GB"/>
+        </w:rPr>
+        <w:t xml:space="preserve">&lt;&lt;/Position D Key Projects&gt;&gt;</w:t>
+      </w:r>
+    </w:p>
+    <w:p>
+      <w:r>
+        <w:rPr>
+          <w:lang w:val="en-GB"/>
+        </w:rPr>
+        <w:t xml:space="preserve">&lt;&lt;#Professional Experience - D1. Servicing Center Project Caption&gt;&gt;</w:t>
+      </w:r>
+    </w:p>
+    <w:p>
       <w:pPr>
         <w:spacing w:before="80" w:after="20"/>
         <w:ind w:left="215"/>
@@ -1011,7 +1243,15 @@
           <w:color w:val="1F3864"/>
           <w:lang w:val="en-GB"/>
         </w:rPr>
-        <w:t>1. Servicing Center Project</w:t>
+        <w:t xml:space="preserve">&lt;&lt;.&gt;&gt;</w:t>
+      </w:r>
+    </w:p>
+    <w:p>
+      <w:r>
+        <w:rPr>
+          <w:lang w:val="en-GB"/>
+        </w:rPr>
+        <w:t xml:space="preserve">&lt;&lt;/Professional Experience - D1. Servicing Center Project Caption&gt;&gt;</w:t>
       </w:r>
     </w:p>
     <w:p>
@@ -1322,39 +1562,17 @@
       </w:r>
     </w:p>
     <w:p>
-      <w:r>
-        <w:rPr>
-          <w:lang w:val="en-GB"/>
-        </w:rPr>
-        <w:t xml:space="preserve">&lt;&lt;#Languages&gt;&gt;</w:t>
-      </w:r>
-    </w:p>
-    <w:p>
-      <w:pPr>
-        <w:pStyle w:val="Listenabsatz"/>
-        <w:numPr>
-          <w:ilvl w:val="0"/>
-          <w:numId w:val="3"/>
-        </w:numPr>
-        <w:spacing w:before="40" w:after="40"/>
-        <w:ind w:left="567"/>
-        <w:rPr>
-          <w:lang w:val="en-GB"/>
-        </w:rPr>
-      </w:pPr>
-      <w:r>
-        <w:rPr>
-          <w:lang w:val="en-GB"/>
-        </w:rPr>
-        <w:t xml:space="preserve">&lt;&lt;.&gt;&gt;</w:t>
-      </w:r>
-    </w:p>
-    <w:p>
-      <w:r>
-        <w:rPr>
-          <w:lang w:val="en-GB"/>
-        </w:rPr>
-        <w:t xml:space="preserve">&lt;&lt;/Languages&gt;&gt;</w:t>
+      <w:pPr>
+        <w:spacing w:before="0" w:after="60"/>
+        <w:rPr>
+          <w:lang w:val="en-GB"/>
+        </w:rPr>
+      </w:pPr>
+      <w:r>
+        <w:rPr>
+          <w:lang w:val="en-GB"/>
+        </w:rPr>
+        <w:t xml:space="preserve">&lt;&lt;Languages&gt;&gt;</w:t>
       </w:r>
     </w:p>
     <w:sectPr>

--- a/Group CVs/CV_Template.docx
+++ b/Group CVs/CV_Template.docx
@@ -13,7 +13,7 @@
         <w:rPr>
           <w:lang w:val="en-GB"/>
         </w:rPr>
-        <w:t xml:space="preserve">&lt;&lt;#Headshot&gt;&gt;</w:t>
+        <w:t>&lt;&lt;#Headshot&gt;&gt;</w:t>
       </w:r>
       <w:r>
         <w:rPr>
@@ -21,7 +21,7 @@
           <w:lang w:val="en-GB"/>
         </w:rPr>
         <w:drawing>
-          <wp:anchor distT="0" distB="0" distL="114300" distR="114300" simplePos="0" relativeHeight="251658240" behindDoc="0" locked="0" layoutInCell="1" allowOverlap="1">
+          <wp:anchor distT="0" distB="0" distL="114300" distR="114300" simplePos="0" relativeHeight="251658240" behindDoc="0" locked="0" layoutInCell="1" allowOverlap="1" wp14:anchorId="242B3AF9" wp14:editId="29821E2D">
             <wp:simplePos x="0" y="0"/>
             <wp:positionH relativeFrom="margin">
               <wp:posOffset>5320665</wp:posOffset>
@@ -46,7 +46,7 @@
                     </pic:cNvPicPr>
                   </pic:nvPicPr>
                   <pic:blipFill>
-                    <a:blip r:embed="rId106" cstate="print"/>
+                    <a:blip r:embed="rId8" cstate="print"/>
                     <a:srcRect/>
                     <a:stretch>
                       <a:fillRect/>
@@ -75,18 +75,17 @@
         <w:rPr>
           <w:lang w:val="en-GB"/>
         </w:rPr>
-        <w:t xml:space="preserve">&lt;&lt;/Headshot&gt;&gt;</w:t>
+        <w:t>&lt;&lt;/Headshot&gt;&gt;</w:t>
       </w:r>
       <w:r>
         <w:rPr>
           <w:b/>
           <w:bCs/>
-          <w:color w:val="000000"/>
           <w:sz w:val="36"/>
           <w:szCs w:val="36"/>
           <w:lang w:val="en-GB"/>
         </w:rPr>
-        <w:t xml:space="preserve">&lt;&lt;Name&gt;&gt;</w:t>
+        <w:t>&lt;&lt;Name&gt;&gt;</w:t>
       </w:r>
     </w:p>
     <w:p>
@@ -103,7 +102,7 @@
           <w:szCs w:val="23"/>
           <w:lang w:val="en-GB"/>
         </w:rPr>
-        <w:t xml:space="preserve">&lt;&lt;JD Group Primary&gt;&gt; | &lt;&lt;JD Group Secondary&gt;&gt;</w:t>
+        <w:t>&lt;&lt;JD Group Primary&gt;&gt; | &lt;&lt;JD Group Secondary&gt;&gt;</w:t>
       </w:r>
     </w:p>
     <w:p>
@@ -124,7 +123,7 @@
           <w:rStyle w:val="Hyperlink"/>
           <w:lang w:val="en-GB"/>
         </w:rPr>
-        <w:t xml:space="preserve">&lt;&lt;Email&gt;&gt;</w:t>
+        <w:t>&lt;&lt;Email&gt;&gt;</w:t>
       </w:r>
       <w:r>
         <w:rPr>
@@ -138,7 +137,7 @@
         <w:rPr>
           <w:lang w:val="en-GB"/>
         </w:rPr>
-        <w:t xml:space="preserve">&lt;&lt;#Headshot Note&gt;&gt;</w:t>
+        <w:t>&lt;&lt;#Headshot Note&gt;&gt;</w:t>
       </w:r>
     </w:p>
     <w:p>
@@ -156,15 +155,15 @@
           <w:color w:val="808080"/>
           <w:lang w:val="en-GB"/>
         </w:rPr>
-        <w:t xml:space="preserve">&lt;&lt;.&gt;&gt;</w:t>
-      </w:r>
-    </w:p>
-    <w:p>
-      <w:r>
-        <w:rPr>
-          <w:lang w:val="en-GB"/>
-        </w:rPr>
-        <w:t xml:space="preserve">&lt;&lt;/Headshot Note&gt;&gt;</w:t>
+        <w:t>&lt;&lt;.&gt;&gt;</w:t>
+      </w:r>
+    </w:p>
+    <w:p>
+      <w:r>
+        <w:rPr>
+          <w:lang w:val="en-GB"/>
+        </w:rPr>
+        <w:t>&lt;&lt;/Headshot Note&gt;&gt;</w:t>
       </w:r>
     </w:p>
     <w:p>
@@ -187,9 +186,28 @@
         </w:rPr>
       </w:pPr>
       <w:r>
-        <w:pict>
-          <v:shape id="CvIcon1" o:spid="_x0000_i1031" type="#_x0000_t75" style="width:11.1pt;height:11.1pt;visibility:visible;mso-wrap-style:square">
-            <v:imagedata r:id="rId100" o:title=""/>
+        <w:pict w14:anchorId="7FCC7544">
+          <v:shapetype id="_x0000_t75" coordsize="21600,21600" o:spt="75" o:preferrelative="t" path="m@4@5l@4@11@9@11@9@5xe" filled="f" stroked="f">
+            <v:stroke joinstyle="miter"/>
+            <v:formulas>
+              <v:f eqn="if lineDrawn pixelLineWidth 0"/>
+              <v:f eqn="sum @0 1 0"/>
+              <v:f eqn="sum 0 0 @1"/>
+              <v:f eqn="prod @2 1 2"/>
+              <v:f eqn="prod @3 21600 pixelWidth"/>
+              <v:f eqn="prod @3 21600 pixelHeight"/>
+              <v:f eqn="sum @0 0 1"/>
+              <v:f eqn="prod @6 1 2"/>
+              <v:f eqn="prod @7 21600 pixelWidth"/>
+              <v:f eqn="sum @8 21600 0"/>
+              <v:f eqn="prod @7 21600 pixelHeight"/>
+              <v:f eqn="sum @10 21600 0"/>
+            </v:formulas>
+            <v:path o:extrusionok="f" gradientshapeok="t" o:connecttype="rect"/>
+            <o:lock v:ext="edit" aspectratio="t"/>
+          </v:shapetype>
+          <v:shape id="CvIcon1" o:spid="_x0000_i1025" type="#_x0000_t75" style="width:11.25pt;height:11.25pt;visibility:visible;mso-wrap-style:square">
+            <v:imagedata r:id="rId9" o:title=""/>
           </v:shape>
         </w:pict>
       </w:r>
@@ -239,9 +257,9 @@
         </w:rPr>
       </w:pPr>
       <w:r>
-        <w:pict>
-          <v:shape id="CvIcon2" o:spid="_x0000_i1032" type="#_x0000_t75" style="width:11.1pt;height:11.1pt;visibility:visible;mso-wrap-style:square">
-            <v:imagedata r:id="rId101" o:title=""/>
+        <w:pict w14:anchorId="61BBB87F">
+          <v:shape id="CvIcon2" o:spid="_x0000_i1026" type="#_x0000_t75" style="width:11.25pt;height:11.25pt;visibility:visible;mso-wrap-style:square">
+            <v:imagedata r:id="rId10" o:title=""/>
           </v:shape>
         </w:pict>
       </w:r>
@@ -262,13 +280,104 @@
         <w:rPr>
           <w:lang w:val="en-GB"/>
         </w:rPr>
-        <w:t xml:space="preserve">&lt;&lt;#Skills&gt;&gt;</w:t>
+        <w:t>&lt;&lt;#Skills&gt;&gt;</w:t>
       </w:r>
     </w:p>
     <w:p>
       <w:pPr>
         <w:keepNext/>
-        <w:spacing w:before="80" w:after="0"/>
+        <w:spacing w:before="80"/>
+        <w:rPr>
+          <w:b/>
+          <w:bCs/>
+          <w:sz w:val="22"/>
+          <w:szCs w:val="22"/>
+          <w:lang w:val="en-GB"/>
+        </w:rPr>
+      </w:pPr>
+      <w:r>
+        <w:rPr>
+          <w:b/>
+          <w:bCs/>
+          <w:sz w:val="22"/>
+          <w:szCs w:val="22"/>
+          <w:lang w:val="en-GB"/>
+        </w:rPr>
+        <w:t>&lt;&lt;Category&gt;&gt;</w:t>
+      </w:r>
+    </w:p>
+    <w:p>
+      <w:pPr>
+        <w:spacing w:after="60"/>
+        <w:rPr>
+          <w:lang w:val="en-GB"/>
+        </w:rPr>
+      </w:pPr>
+      <w:r>
+        <w:rPr>
+          <w:lang w:val="en-GB"/>
+        </w:rPr>
+        <w:t>&lt;&lt;Items&gt;&gt;</w:t>
+      </w:r>
+    </w:p>
+    <w:p>
+      <w:r>
+        <w:rPr>
+          <w:lang w:val="en-GB"/>
+        </w:rPr>
+        <w:t>&lt;&lt;/Skills&gt;&gt;</w:t>
+      </w:r>
+    </w:p>
+    <w:p>
+      <w:pPr>
+        <w:spacing w:before="60" w:after="60"/>
+        <w:rPr>
+          <w:lang w:val="en-GB"/>
+        </w:rPr>
+      </w:pPr>
+    </w:p>
+    <w:p>
+      <w:pPr>
+        <w:pStyle w:val="berschrift1"/>
+        <w:pBdr>
+          <w:bottom w:val="single" w:sz="1" w:space="2" w:color="2E75B6"/>
+        </w:pBdr>
+        <w:spacing w:before="80" w:after="60"/>
+        <w:rPr>
+          <w:lang w:val="en-GB"/>
+        </w:rPr>
+      </w:pPr>
+      <w:r>
+        <w:pict w14:anchorId="79A1D7A5">
+          <v:shape id="CvIcon3" o:spid="_x0000_i1027" type="#_x0000_t75" style="width:11.25pt;height:11.25pt;visibility:visible;mso-wrap-style:square">
+            <v:imagedata r:id="rId11" o:title=""/>
+          </v:shape>
+        </w:pict>
+      </w:r>
+      <w:r>
+        <w:rPr>
+          <w:b/>
+          <w:bCs/>
+          <w:color w:val="1F3864"/>
+          <w:sz w:val="24"/>
+          <w:szCs w:val="24"/>
+          <w:lang w:val="en-GB"/>
+        </w:rPr>
+        <w:t xml:space="preserve"> PROFESSIONAL EXPERIENCE</w:t>
+      </w:r>
+    </w:p>
+    <w:p>
+      <w:pPr>
+        <w:pStyle w:val="berschrift2"/>
+        <w:tabs>
+          <w:tab w:val="right" w:pos="10826"/>
+        </w:tabs>
+        <w:spacing w:before="120"/>
+        <w:rPr>
+          <w:lang w:val="en-GB"/>
+        </w:rPr>
+      </w:pPr>
+      <w:r>
         <w:rPr>
           <w:b/>
           <w:bCs/>
@@ -277,172 +386,138 @@
           <w:szCs w:val="22"/>
           <w:lang w:val="en-GB"/>
         </w:rPr>
-      </w:pPr>
-      <w:r>
-        <w:rPr>
-          <w:b/>
-          <w:bCs/>
-          <w:color w:val="000000"/>
-          <w:sz w:val="22"/>
-          <w:szCs w:val="22"/>
-          <w:lang w:val="en-GB"/>
-        </w:rPr>
-        <w:t xml:space="preserve">&lt;&lt;Category&gt;&gt;</w:t>
-      </w:r>
-    </w:p>
-    <w:p>
-      <w:pPr>
-        <w:spacing w:before="0" w:after="60"/>
-        <w:rPr>
-          <w:lang w:val="en-GB"/>
-        </w:rPr>
-      </w:pPr>
-      <w:r>
-        <w:rPr>
-          <w:lang w:val="en-GB"/>
-        </w:rPr>
-        <w:t xml:space="preserve">&lt;&lt;Items&gt;&gt;</w:t>
-      </w:r>
-    </w:p>
-    <w:p>
-      <w:r>
-        <w:rPr>
-          <w:lang w:val="en-GB"/>
-        </w:rPr>
-        <w:t xml:space="preserve">&lt;&lt;/Skills&gt;&gt;</w:t>
-      </w:r>
-    </w:p>
-    <w:p>
-      <w:pPr>
-        <w:spacing w:before="60" w:after="60"/>
-        <w:rPr>
-          <w:lang w:val="en-GB"/>
-        </w:rPr>
-      </w:pPr>
-    </w:p>
-    <w:p>
-      <w:pPr>
-        <w:pStyle w:val="berschrift1"/>
-        <w:pBdr>
-          <w:bottom w:val="single" w:sz="1" w:space="2" w:color="2E75B6"/>
-        </w:pBdr>
-        <w:spacing w:before="80" w:after="60"/>
-        <w:rPr>
-          <w:lang w:val="en-GB"/>
-        </w:rPr>
-      </w:pPr>
-      <w:r>
-        <w:pict>
-          <v:shape id="CvIcon3" o:spid="_x0000_i1033" type="#_x0000_t75" style="width:11.1pt;height:11.1pt;visibility:visible;mso-wrap-style:square">
-            <v:imagedata r:id="rId102" o:title=""/>
-          </v:shape>
-        </w:pict>
-      </w:r>
+        <w:t>&lt;&lt;Position A Header&gt;&gt;</w:t>
+      </w:r>
+      <w:r>
+        <w:rPr>
+          <w:lang w:val="en-GB"/>
+        </w:rPr>
+        <w:tab/>
+      </w:r>
+      <w:r>
+        <w:rPr>
+          <w:color w:val="808080" w:themeColor="background1" w:themeShade="80"/>
+          <w:sz w:val="20"/>
+          <w:szCs w:val="20"/>
+          <w:lang w:val="en-GB"/>
+        </w:rPr>
+        <w:t>&lt;&lt;Position A Dates&gt;&gt;</w:t>
+      </w:r>
+    </w:p>
+    <w:p>
+      <w:pPr>
+        <w:spacing w:after="20"/>
+        <w:rPr>
+          <w:lang w:val="en-GB"/>
+        </w:rPr>
+      </w:pPr>
+      <w:r>
+        <w:rPr>
+          <w:i/>
+          <w:iCs/>
+          <w:color w:val="595959"/>
+          <w:lang w:val="en-GB"/>
+        </w:rPr>
+        <w:t>Direct Reports: 1 Sr. Analyst and 3 Analysts</w:t>
+      </w:r>
+    </w:p>
+    <w:p>
+      <w:pPr>
+        <w:rPr>
+          <w:lang w:val="en-GB"/>
+        </w:rPr>
+      </w:pPr>
+      <w:r>
+        <w:rPr>
+          <w:lang w:val="en-GB"/>
+        </w:rPr>
+        <w:t>&lt;&lt;#Professional Experience - A0. Role Overview&gt;&gt;</w:t>
+      </w:r>
+    </w:p>
+    <w:p>
+      <w:pPr>
+        <w:spacing w:before="40" w:after="60"/>
+        <w:ind w:left="215"/>
+        <w:jc w:val="both"/>
+        <w:rPr>
+          <w:lang w:val="en-GB"/>
+        </w:rPr>
+      </w:pPr>
+      <w:r>
+        <w:rPr>
+          <w:lang w:val="en-GB"/>
+        </w:rPr>
+        <w:t>&lt;&lt;.&gt;&gt;</w:t>
+      </w:r>
+    </w:p>
+    <w:p>
+      <w:pPr>
+        <w:rPr>
+          <w:lang w:val="en-GB"/>
+        </w:rPr>
+      </w:pPr>
+      <w:r>
+        <w:rPr>
+          <w:lang w:val="en-GB"/>
+        </w:rPr>
+        <w:t>&lt;&lt;/Professional Experience - A0. Role Overview&gt;&gt;</w:t>
+      </w:r>
+    </w:p>
+    <w:p>
+      <w:pPr>
+        <w:rPr>
+          <w:lang w:val="en-GB"/>
+        </w:rPr>
+      </w:pPr>
+      <w:r>
+        <w:rPr>
+          <w:lang w:val="en-GB"/>
+        </w:rPr>
+        <w:t>&lt;&lt;#Position A Key Projects&gt;&gt;</w:t>
+      </w:r>
+    </w:p>
+    <w:p>
+      <w:pPr>
+        <w:spacing w:before="80" w:after="20"/>
+        <w:ind w:left="215"/>
+        <w:rPr>
+          <w:lang w:val="en-GB"/>
+        </w:rPr>
+      </w:pPr>
       <w:r>
         <w:rPr>
           <w:b/>
           <w:bCs/>
           <w:color w:val="1F3864"/>
-          <w:sz w:val="24"/>
-          <w:szCs w:val="24"/>
-          <w:lang w:val="en-GB"/>
-        </w:rPr>
-        <w:t xml:space="preserve"> PROFESSIONAL EXPERIENCE</w:t>
-      </w:r>
-    </w:p>
-    <w:p>
-      <w:pPr>
-        <w:pStyle w:val="berschrift2"/>
-        <w:tabs>
-          <w:tab w:val="right" w:pos="10826"/>
-        </w:tabs>
-        <w:spacing w:before="120"/>
-        <w:rPr>
-          <w:lang w:val="en-GB"/>
-        </w:rPr>
-      </w:pPr>
-      <w:r>
-        <w:rPr>
-          <w:b/>
-          <w:bCs/>
-          <w:color w:val="000000"/>
-          <w:sz w:val="22"/>
-          <w:szCs w:val="22"/>
-          <w:lang w:val="en-GB"/>
-        </w:rPr>
-        <w:t>&lt;&lt;Position A Header&gt;&gt;</w:t>
-      </w:r>
-      <w:r>
-        <w:rPr>
-          <w:lang w:val="en-GB"/>
-        </w:rPr>
-        <w:tab/>
-      </w:r>
-      <w:r>
-        <w:rPr>
-          <w:color w:val="808080" w:themeColor="background1" w:themeShade="80"/>
-          <w:sz w:val="20"/>
-          <w:szCs w:val="20"/>
-          <w:lang w:val="en-GB"/>
-        </w:rPr>
-        <w:t>&lt;&lt;Position A Dates&gt;&gt;</w:t>
-      </w:r>
-    </w:p>
-    <w:p>
-      <w:pPr>
-        <w:spacing w:after="20"/>
-        <w:rPr>
-          <w:lang w:val="en-GB"/>
-        </w:rPr>
-      </w:pPr>
-      <w:r>
-        <w:rPr>
-          <w:i/>
-          <w:iCs/>
-          <w:color w:val="595959"/>
-          <w:lang w:val="en-GB"/>
-        </w:rPr>
-        <w:t>Direct Reports: 1 Sr. Analyst and 3 Analysts</w:t>
-      </w:r>
-    </w:p>
-    <w:p>
-      <w:r>
-        <w:rPr>
-          <w:lang w:val="en-GB"/>
-        </w:rPr>
-        <w:t xml:space="preserve">&lt;&lt;#Professional Experience - A0. Role Overview&gt;&gt;</w:t>
-      </w:r>
-    </w:p>
-    <w:p>
-      <w:pPr>
-        <w:spacing w:before="40" w:after="60"/>
-        <w:ind w:left="215"/>
-        <w:jc w:val="both"/>
-        <w:rPr>
-          <w:lang w:val="en-GB"/>
-        </w:rPr>
-      </w:pPr>
-      <w:r>
-        <w:rPr>
-          <w:lang w:val="en-GB"/>
-        </w:rPr>
-        <w:t xml:space="preserve">&lt;&lt;.&gt;&gt;</w:t>
-      </w:r>
-    </w:p>
-    <w:p>
-      <w:r>
-        <w:rPr>
-          <w:lang w:val="en-GB"/>
-        </w:rPr>
-        <w:t xml:space="preserve">&lt;&lt;/Professional Experience - A0. Role Overview&gt;&gt;</w:t>
-      </w:r>
-    </w:p>
-    <w:p>
-      <w:r>
-        <w:rPr>
-          <w:lang w:val="en-GB"/>
-        </w:rPr>
-        <w:t xml:space="preserve">&lt;&lt;#Position A Key Projects&gt;&gt;</w:t>
+          <w:lang w:val="en-GB"/>
+        </w:rPr>
+        <w:t>Key Projects:</w:t>
+      </w:r>
+    </w:p>
+    <w:p>
+      <w:pPr>
+        <w:rPr>
+          <w:lang w:val="en-GB"/>
+        </w:rPr>
+      </w:pPr>
+      <w:r>
+        <w:rPr>
+          <w:lang w:val="en-GB"/>
+        </w:rPr>
+        <w:t>&lt;&lt;/Position A Key Projects&gt;&gt;</w:t>
+      </w:r>
+    </w:p>
+    <w:p>
+      <w:pPr>
+        <w:rPr>
+          <w:lang w:val="en-GB"/>
+        </w:rPr>
+      </w:pPr>
+      <w:r>
+        <w:rPr>
+          <w:lang w:val="en-GB"/>
+        </w:rPr>
+        <w:t>&lt;&lt;#Professional Experience - A1. Outsourcing Framework Project Caption&gt;&gt;</w:t>
       </w:r>
     </w:p>
     <w:p>
@@ -460,57 +535,28 @@
           <w:color w:val="1F3864"/>
           <w:lang w:val="en-GB"/>
         </w:rPr>
-        <w:t>Key Projects:</w:t>
-      </w:r>
-    </w:p>
-    <w:p>
-      <w:r>
-        <w:rPr>
-          <w:lang w:val="en-GB"/>
-        </w:rPr>
-        <w:t xml:space="preserve">&lt;&lt;/Position A Key Projects&gt;&gt;</w:t>
-      </w:r>
-    </w:p>
-    <w:p>
-      <w:r>
-        <w:rPr>
-          <w:lang w:val="en-GB"/>
-        </w:rPr>
-        <w:t xml:space="preserve">&lt;&lt;#Professional Experience - A1. Outsourcing Framework Project Caption&gt;&gt;</w:t>
-      </w:r>
-    </w:p>
-    <w:p>
-      <w:pPr>
-        <w:spacing w:before="80" w:after="20"/>
-        <w:ind w:left="215"/>
-        <w:rPr>
-          <w:lang w:val="en-GB"/>
-        </w:rPr>
-      </w:pPr>
-      <w:r>
-        <w:rPr>
-          <w:b/>
-          <w:bCs/>
-          <w:color w:val="1F3864"/>
-          <w:lang w:val="en-GB"/>
-        </w:rPr>
-        <w:t xml:space="preserve">&lt;&lt;.&gt;&gt;</w:t>
-      </w:r>
-    </w:p>
-    <w:p>
-      <w:r>
-        <w:rPr>
-          <w:lang w:val="en-GB"/>
-        </w:rPr>
-        <w:t xml:space="preserve">&lt;&lt;/Professional Experience - A1. Outsourcing Framework Project Caption&gt;&gt;</w:t>
-      </w:r>
-    </w:p>
-    <w:p>
-      <w:r>
-        <w:rPr>
-          <w:lang w:val="en-GB"/>
-        </w:rPr>
-        <w:t xml:space="preserve">&lt;&lt;#Professional Experience - A1. Outsourcing Framework Project&gt;&gt;</w:t>
+        <w:t>&lt;&lt;.&gt;&gt;</w:t>
+      </w:r>
+    </w:p>
+    <w:p>
+      <w:pPr>
+        <w:rPr>
+          <w:lang w:val="en-GB"/>
+        </w:rPr>
+      </w:pPr>
+      <w:r>
+        <w:rPr>
+          <w:lang w:val="en-GB"/>
+        </w:rPr>
+        <w:t>&lt;&lt;/Professional Experience - A1. Outsourcing Framework Project Caption&gt;&gt;</w:t>
+      </w:r>
+    </w:p>
+    <w:p>
+      <w:r>
+        <w:rPr>
+          <w:lang w:val="en-GB"/>
+        </w:rPr>
+        <w:t>&lt;&lt;#Professional Experience - A1. Outsourcing Framework Project&gt;&gt;</w:t>
       </w:r>
     </w:p>
     <w:p>
@@ -534,19 +580,29 @@
       </w:r>
     </w:p>
     <w:p>
-      <w:r>
-        <w:rPr>
-          <w:lang w:val="en-GB"/>
-        </w:rPr>
-        <w:t xml:space="preserve">&lt;&lt;/Professional Experience - A1. Outsourcing Framework Project&gt;&gt;</w:t>
-      </w:r>
-    </w:p>
-    <w:p>
-      <w:r>
-        <w:rPr>
-          <w:lang w:val="en-GB"/>
-        </w:rPr>
-        <w:t xml:space="preserve">&lt;&lt;#Professional Experience - A2. Governance Transformation Project Caption&gt;&gt;</w:t>
+      <w:pPr>
+        <w:rPr>
+          <w:lang w:val="en-GB"/>
+        </w:rPr>
+      </w:pPr>
+      <w:r>
+        <w:rPr>
+          <w:lang w:val="en-GB"/>
+        </w:rPr>
+        <w:t>&lt;&lt;/Professional Experience - A1. Outsourcing Framework Project&gt;&gt;</w:t>
+      </w:r>
+    </w:p>
+    <w:p>
+      <w:pPr>
+        <w:rPr>
+          <w:lang w:val="en-GB"/>
+        </w:rPr>
+      </w:pPr>
+      <w:r>
+        <w:rPr>
+          <w:lang w:val="en-GB"/>
+        </w:rPr>
+        <w:t>&lt;&lt;#Professional Experience - A2. Governance Transformation Project Caption&gt;&gt;</w:t>
       </w:r>
     </w:p>
     <w:p>
@@ -564,23 +620,33 @@
           <w:color w:val="1F3864"/>
           <w:lang w:val="en-GB"/>
         </w:rPr>
-        <w:t xml:space="preserve">&lt;&lt;.&gt;&gt;</w:t>
-      </w:r>
-    </w:p>
-    <w:p>
-      <w:r>
-        <w:rPr>
-          <w:lang w:val="en-GB"/>
-        </w:rPr>
-        <w:t xml:space="preserve">&lt;&lt;/Professional Experience - A2. Governance Transformation Project Caption&gt;&gt;</w:t>
-      </w:r>
-    </w:p>
-    <w:p>
-      <w:r>
-        <w:rPr>
-          <w:lang w:val="en-GB"/>
-        </w:rPr>
-        <w:t xml:space="preserve">&lt;&lt;#Professional Experience - A2. Governance Transformation Project&gt;&gt;</w:t>
+        <w:t>&lt;&lt;.&gt;&gt;</w:t>
+      </w:r>
+    </w:p>
+    <w:p>
+      <w:pPr>
+        <w:rPr>
+          <w:lang w:val="en-GB"/>
+        </w:rPr>
+      </w:pPr>
+      <w:r>
+        <w:rPr>
+          <w:lang w:val="en-GB"/>
+        </w:rPr>
+        <w:t>&lt;&lt;/Professional Experience - A2. Governance Transformation Project Caption&gt;&gt;</w:t>
+      </w:r>
+    </w:p>
+    <w:p>
+      <w:pPr>
+        <w:rPr>
+          <w:lang w:val="en-GB"/>
+        </w:rPr>
+      </w:pPr>
+      <w:r>
+        <w:rPr>
+          <w:lang w:val="en-GB"/>
+        </w:rPr>
+        <w:t>&lt;&lt;#Professional Experience - A2. Governance Transformation Project&gt;&gt;</w:t>
       </w:r>
     </w:p>
     <w:p>
@@ -604,19 +670,29 @@
       </w:r>
     </w:p>
     <w:p>
-      <w:r>
-        <w:rPr>
-          <w:lang w:val="en-GB"/>
-        </w:rPr>
-        <w:t xml:space="preserve">&lt;&lt;/Professional Experience - A2. Governance Transformation Project&gt;&gt;</w:t>
-      </w:r>
-    </w:p>
-    <w:p>
-      <w:r>
-        <w:rPr>
-          <w:lang w:val="en-GB"/>
-        </w:rPr>
-        <w:t xml:space="preserve">&lt;&lt;#Professional Experience - A3. BBAG Wind Down Project Caption&gt;&gt;</w:t>
+      <w:pPr>
+        <w:rPr>
+          <w:lang w:val="en-GB"/>
+        </w:rPr>
+      </w:pPr>
+      <w:r>
+        <w:rPr>
+          <w:lang w:val="en-GB"/>
+        </w:rPr>
+        <w:t>&lt;&lt;/Professional Experience - A2. Governance Transformation Project&gt;&gt;</w:t>
+      </w:r>
+    </w:p>
+    <w:p>
+      <w:pPr>
+        <w:rPr>
+          <w:lang w:val="en-GB"/>
+        </w:rPr>
+      </w:pPr>
+      <w:r>
+        <w:rPr>
+          <w:lang w:val="en-GB"/>
+        </w:rPr>
+        <w:t>&lt;&lt;#Professional Experience - A3. BBAG Wind Down Project Caption&gt;&gt;</w:t>
       </w:r>
     </w:p>
     <w:p>
@@ -634,23 +710,33 @@
           <w:color w:val="1F3864"/>
           <w:lang w:val="en-GB"/>
         </w:rPr>
-        <w:t xml:space="preserve">&lt;&lt;.&gt;&gt;</w:t>
-      </w:r>
-    </w:p>
-    <w:p>
-      <w:r>
-        <w:rPr>
-          <w:lang w:val="en-GB"/>
-        </w:rPr>
-        <w:t xml:space="preserve">&lt;&lt;/Professional Experience - A3. BBAG Wind Down Project Caption&gt;&gt;</w:t>
-      </w:r>
-    </w:p>
-    <w:p>
-      <w:r>
-        <w:rPr>
-          <w:lang w:val="en-GB"/>
-        </w:rPr>
-        <w:t xml:space="preserve">&lt;&lt;#Professional Experience - A3. BBAG Wind Down Project&gt;&gt;</w:t>
+        <w:t>&lt;&lt;.&gt;&gt;</w:t>
+      </w:r>
+    </w:p>
+    <w:p>
+      <w:pPr>
+        <w:rPr>
+          <w:lang w:val="en-GB"/>
+        </w:rPr>
+      </w:pPr>
+      <w:r>
+        <w:rPr>
+          <w:lang w:val="en-GB"/>
+        </w:rPr>
+        <w:t>&lt;&lt;/Professional Experience - A3. BBAG Wind Down Project Caption&gt;&gt;</w:t>
+      </w:r>
+    </w:p>
+    <w:p>
+      <w:pPr>
+        <w:rPr>
+          <w:lang w:val="en-GB"/>
+        </w:rPr>
+      </w:pPr>
+      <w:r>
+        <w:rPr>
+          <w:lang w:val="en-GB"/>
+        </w:rPr>
+        <w:t>&lt;&lt;#Professional Experience - A3. BBAG Wind Down Project&gt;&gt;</w:t>
       </w:r>
     </w:p>
     <w:p>
@@ -674,11 +760,16 @@
       </w:r>
     </w:p>
     <w:p>
-      <w:r>
-        <w:rPr>
-          <w:lang w:val="en-GB"/>
-        </w:rPr>
-        <w:t xml:space="preserve">&lt;&lt;/Professional Experience - A3. BBAG Wind Down Project&gt;&gt;</w:t>
+      <w:pPr>
+        <w:rPr>
+          <w:lang w:val="en-GB"/>
+        </w:rPr>
+      </w:pPr>
+      <w:r>
+        <w:rPr>
+          <w:lang w:val="en-GB"/>
+        </w:rPr>
+        <w:t>&lt;&lt;/Professional Experience - A3. BBAG Wind Down Project&gt;&gt;</w:t>
       </w:r>
     </w:p>
     <w:p>
@@ -740,11 +831,17 @@
       </w:r>
     </w:p>
     <w:p>
-      <w:r>
-        <w:rPr>
-          <w:lang w:val="en-GB"/>
-        </w:rPr>
-        <w:t xml:space="preserve">&lt;&lt;#Professional Experience - B0. Role Overview&gt;&gt;</w:t>
+      <w:pPr>
+        <w:rPr>
+          <w:lang w:val="en-GB"/>
+        </w:rPr>
+      </w:pPr>
+      <w:r>
+        <w:rPr>
+          <w:lang w:val="en-GB"/>
+        </w:rPr>
+        <w:lastRenderedPageBreak/>
+        <w:t>&lt;&lt;#Professional Experience - B0. Role Overview&gt;&gt;</w:t>
       </w:r>
     </w:p>
     <w:p>
@@ -759,23 +856,33 @@
         <w:rPr>
           <w:lang w:val="en-GB"/>
         </w:rPr>
-        <w:t xml:space="preserve">&lt;&lt;.&gt;&gt;</w:t>
-      </w:r>
-    </w:p>
-    <w:p>
-      <w:r>
-        <w:rPr>
-          <w:lang w:val="en-GB"/>
-        </w:rPr>
-        <w:t xml:space="preserve">&lt;&lt;/Professional Experience - B0. Role Overview&gt;&gt;</w:t>
-      </w:r>
-    </w:p>
-    <w:p>
-      <w:r>
-        <w:rPr>
-          <w:lang w:val="en-GB"/>
-        </w:rPr>
-        <w:t xml:space="preserve">&lt;&lt;#Position B Key Projects&gt;&gt;</w:t>
+        <w:t>&lt;&lt;.&gt;&gt;</w:t>
+      </w:r>
+    </w:p>
+    <w:p>
+      <w:pPr>
+        <w:rPr>
+          <w:lang w:val="en-GB"/>
+        </w:rPr>
+      </w:pPr>
+      <w:r>
+        <w:rPr>
+          <w:lang w:val="en-GB"/>
+        </w:rPr>
+        <w:t>&lt;&lt;/Professional Experience - B0. Role Overview&gt;&gt;</w:t>
+      </w:r>
+    </w:p>
+    <w:p>
+      <w:pPr>
+        <w:rPr>
+          <w:lang w:val="en-GB"/>
+        </w:rPr>
+      </w:pPr>
+      <w:r>
+        <w:rPr>
+          <w:lang w:val="en-GB"/>
+        </w:rPr>
+        <w:t>&lt;&lt;#Position B Key Projects&gt;&gt;</w:t>
       </w:r>
     </w:p>
     <w:p>
@@ -797,19 +904,29 @@
       </w:r>
     </w:p>
     <w:p>
-      <w:r>
-        <w:rPr>
-          <w:lang w:val="en-GB"/>
-        </w:rPr>
-        <w:t xml:space="preserve">&lt;&lt;/Position B Key Projects&gt;&gt;</w:t>
-      </w:r>
-    </w:p>
-    <w:p>
-      <w:r>
-        <w:rPr>
-          <w:lang w:val="en-GB"/>
-        </w:rPr>
-        <w:t xml:space="preserve">&lt;&lt;#Professional Experience - B1. Accounting Correction Layer Project Caption&gt;&gt;</w:t>
+      <w:pPr>
+        <w:rPr>
+          <w:lang w:val="en-GB"/>
+        </w:rPr>
+      </w:pPr>
+      <w:r>
+        <w:rPr>
+          <w:lang w:val="en-GB"/>
+        </w:rPr>
+        <w:t>&lt;&lt;/Position B Key Projects&gt;&gt;</w:t>
+      </w:r>
+    </w:p>
+    <w:p>
+      <w:pPr>
+        <w:rPr>
+          <w:lang w:val="en-GB"/>
+        </w:rPr>
+      </w:pPr>
+      <w:r>
+        <w:rPr>
+          <w:lang w:val="en-GB"/>
+        </w:rPr>
+        <w:t>&lt;&lt;#Professional Experience - B1. Accounting Correction Layer Project Caption&gt;&gt;</w:t>
       </w:r>
     </w:p>
     <w:p>
@@ -827,23 +944,23 @@
           <w:color w:val="1F3864"/>
           <w:lang w:val="en-GB"/>
         </w:rPr>
-        <w:t xml:space="preserve">&lt;&lt;.&gt;&gt;</w:t>
-      </w:r>
-    </w:p>
-    <w:p>
-      <w:r>
-        <w:rPr>
-          <w:lang w:val="en-GB"/>
-        </w:rPr>
-        <w:t xml:space="preserve">&lt;&lt;/Professional Experience - B1. Accounting Correction Layer Project Caption&gt;&gt;</w:t>
-      </w:r>
-    </w:p>
-    <w:p>
-      <w:r>
-        <w:rPr>
-          <w:lang w:val="en-GB"/>
-        </w:rPr>
-        <w:t xml:space="preserve">&lt;&lt;#Professional Experience - B1. Accounting Correction Layer Project&gt;&gt;</w:t>
+        <w:t>&lt;&lt;.&gt;&gt;</w:t>
+      </w:r>
+    </w:p>
+    <w:p>
+      <w:r>
+        <w:rPr>
+          <w:lang w:val="en-GB"/>
+        </w:rPr>
+        <w:t>&lt;&lt;/Professional Experience - B1. Accounting Correction Layer Project Caption&gt;&gt;</w:t>
+      </w:r>
+    </w:p>
+    <w:p>
+      <w:r>
+        <w:rPr>
+          <w:lang w:val="en-GB"/>
+        </w:rPr>
+        <w:t>&lt;&lt;#Professional Experience - B1. Accounting Correction Layer Project&gt;&gt;</w:t>
       </w:r>
     </w:p>
     <w:p>
@@ -871,15 +988,15 @@
         <w:rPr>
           <w:lang w:val="en-GB"/>
         </w:rPr>
-        <w:t xml:space="preserve">&lt;&lt;/Professional Experience - B1. Accounting Correction Layer Project&gt;&gt;</w:t>
-      </w:r>
-    </w:p>
-    <w:p>
-      <w:r>
-        <w:rPr>
-          <w:lang w:val="en-GB"/>
-        </w:rPr>
-        <w:t xml:space="preserve">&lt;&lt;#Professional Experience - B2. Transfer Pricing Caption&gt;&gt;</w:t>
+        <w:t>&lt;&lt;/Professional Experience - B1. Accounting Correction Layer Project&gt;&gt;</w:t>
+      </w:r>
+    </w:p>
+    <w:p>
+      <w:r>
+        <w:rPr>
+          <w:lang w:val="en-GB"/>
+        </w:rPr>
+        <w:t>&lt;&lt;#Professional Experience - B2. Transfer Pricing Caption&gt;&gt;</w:t>
       </w:r>
     </w:p>
     <w:p>
@@ -897,23 +1014,23 @@
           <w:color w:val="1F3864"/>
           <w:lang w:val="en-GB"/>
         </w:rPr>
-        <w:t xml:space="preserve">&lt;&lt;.&gt;&gt;</w:t>
-      </w:r>
-    </w:p>
-    <w:p>
-      <w:r>
-        <w:rPr>
-          <w:lang w:val="en-GB"/>
-        </w:rPr>
-        <w:t xml:space="preserve">&lt;&lt;/Professional Experience - B2. Transfer Pricing Caption&gt;&gt;</w:t>
-      </w:r>
-    </w:p>
-    <w:p>
-      <w:r>
-        <w:rPr>
-          <w:lang w:val="en-GB"/>
-        </w:rPr>
-        <w:t xml:space="preserve">&lt;&lt;#Professional Experience - B2. Transfer Pricing&gt;&gt;</w:t>
+        <w:t>&lt;&lt;.&gt;&gt;</w:t>
+      </w:r>
+    </w:p>
+    <w:p>
+      <w:r>
+        <w:rPr>
+          <w:lang w:val="en-GB"/>
+        </w:rPr>
+        <w:t>&lt;&lt;/Professional Experience - B2. Transfer Pricing Caption&gt;&gt;</w:t>
+      </w:r>
+    </w:p>
+    <w:p>
+      <w:r>
+        <w:rPr>
+          <w:lang w:val="en-GB"/>
+        </w:rPr>
+        <w:t>&lt;&lt;#Professional Experience - B2. Transfer Pricing&gt;&gt;</w:t>
       </w:r>
     </w:p>
     <w:p>
@@ -941,7 +1058,7 @@
         <w:rPr>
           <w:lang w:val="en-GB"/>
         </w:rPr>
-        <w:t xml:space="preserve">&lt;&lt;/Professional Experience - B2. Transfer Pricing&gt;&gt;</w:t>
+        <w:t>&lt;&lt;/Professional Experience - B2. Transfer Pricing&gt;&gt;</w:t>
       </w:r>
     </w:p>
     <w:p>
@@ -987,7 +1104,7 @@
         <w:rPr>
           <w:lang w:val="en-GB"/>
         </w:rPr>
-        <w:t xml:space="preserve">&lt;&lt;#Professional Experience - C0. Role Overview&gt;&gt;</w:t>
+        <w:t>&lt;&lt;#Professional Experience - C0. Role Overview&gt;&gt;</w:t>
       </w:r>
     </w:p>
     <w:p>
@@ -1002,23 +1119,23 @@
         <w:rPr>
           <w:lang w:val="en-GB"/>
         </w:rPr>
-        <w:t xml:space="preserve">&lt;&lt;.&gt;&gt;</w:t>
-      </w:r>
-    </w:p>
-    <w:p>
-      <w:r>
-        <w:rPr>
-          <w:lang w:val="en-GB"/>
-        </w:rPr>
-        <w:t xml:space="preserve">&lt;&lt;/Professional Experience - C0. Role Overview&gt;&gt;</w:t>
-      </w:r>
-    </w:p>
-    <w:p>
-      <w:r>
-        <w:rPr>
-          <w:lang w:val="en-GB"/>
-        </w:rPr>
-        <w:t xml:space="preserve">&lt;&lt;#Position C Key Projects&gt;&gt;</w:t>
+        <w:t>&lt;&lt;.&gt;&gt;</w:t>
+      </w:r>
+    </w:p>
+    <w:p>
+      <w:r>
+        <w:rPr>
+          <w:lang w:val="en-GB"/>
+        </w:rPr>
+        <w:t>&lt;&lt;/Professional Experience - C0. Role Overview&gt;&gt;</w:t>
+      </w:r>
+    </w:p>
+    <w:p>
+      <w:r>
+        <w:rPr>
+          <w:lang w:val="en-GB"/>
+        </w:rPr>
+        <w:t>&lt;&lt;#Position C Key Projects&gt;&gt;</w:t>
       </w:r>
     </w:p>
     <w:p>
@@ -1044,15 +1161,15 @@
         <w:rPr>
           <w:lang w:val="en-GB"/>
         </w:rPr>
-        <w:t xml:space="preserve">&lt;&lt;/Position C Key Projects&gt;&gt;</w:t>
-      </w:r>
-    </w:p>
-    <w:p>
-      <w:r>
-        <w:rPr>
-          <w:lang w:val="en-GB"/>
-        </w:rPr>
-        <w:t xml:space="preserve">&lt;&lt;#Professional Experience - C1. BBSA Merger Project Caption&gt;&gt;</w:t>
+        <w:t>&lt;&lt;/Position C Key Projects&gt;&gt;</w:t>
+      </w:r>
+    </w:p>
+    <w:p>
+      <w:r>
+        <w:rPr>
+          <w:lang w:val="en-GB"/>
+        </w:rPr>
+        <w:t>&lt;&lt;#Professional Experience - C1. BBSA Merger Project Caption&gt;&gt;</w:t>
       </w:r>
     </w:p>
     <w:p>
@@ -1070,23 +1187,23 @@
           <w:color w:val="1F3864"/>
           <w:lang w:val="en-GB"/>
         </w:rPr>
-        <w:t xml:space="preserve">&lt;&lt;.&gt;&gt;</w:t>
-      </w:r>
-    </w:p>
-    <w:p>
-      <w:r>
-        <w:rPr>
-          <w:lang w:val="en-GB"/>
-        </w:rPr>
-        <w:t xml:space="preserve">&lt;&lt;/Professional Experience - C1. BBSA Merger Project Caption&gt;&gt;</w:t>
-      </w:r>
-    </w:p>
-    <w:p>
-      <w:r>
-        <w:rPr>
-          <w:lang w:val="en-GB"/>
-        </w:rPr>
-        <w:t xml:space="preserve">&lt;&lt;#Professional Experience - C1. BBSA Merger Project&gt;&gt;</w:t>
+        <w:t>&lt;&lt;.&gt;&gt;</w:t>
+      </w:r>
+    </w:p>
+    <w:p>
+      <w:r>
+        <w:rPr>
+          <w:lang w:val="en-GB"/>
+        </w:rPr>
+        <w:t>&lt;&lt;/Professional Experience - C1. BBSA Merger Project Caption&gt;&gt;</w:t>
+      </w:r>
+    </w:p>
+    <w:p>
+      <w:r>
+        <w:rPr>
+          <w:lang w:val="en-GB"/>
+        </w:rPr>
+        <w:t>&lt;&lt;#Professional Experience - C1. BBSA Merger Project&gt;&gt;</w:t>
       </w:r>
     </w:p>
     <w:p>
@@ -1114,7 +1231,7 @@
         <w:rPr>
           <w:lang w:val="en-GB"/>
         </w:rPr>
-        <w:t xml:space="preserve">&lt;&lt;/Professional Experience - C1. BBSA Merger Project&gt;&gt;</w:t>
+        <w:t>&lt;&lt;/Professional Experience - C1. BBSA Merger Project&gt;&gt;</w:t>
       </w:r>
     </w:p>
     <w:p>
@@ -1160,7 +1277,7 @@
         <w:rPr>
           <w:lang w:val="en-GB"/>
         </w:rPr>
-        <w:t xml:space="preserve">&lt;&lt;#Professional Experience - D0. Role Overview&gt;&gt;</w:t>
+        <w:t>&lt;&lt;#Professional Experience - D0. Role Overview&gt;&gt;</w:t>
       </w:r>
     </w:p>
     <w:p>
@@ -1175,23 +1292,23 @@
         <w:rPr>
           <w:lang w:val="en-GB"/>
         </w:rPr>
-        <w:t xml:space="preserve">&lt;&lt;.&gt;&gt;</w:t>
-      </w:r>
-    </w:p>
-    <w:p>
-      <w:r>
-        <w:rPr>
-          <w:lang w:val="en-GB"/>
-        </w:rPr>
-        <w:t xml:space="preserve">&lt;&lt;/Professional Experience - D0. Role Overview&gt;&gt;</w:t>
-      </w:r>
-    </w:p>
-    <w:p>
-      <w:r>
-        <w:rPr>
-          <w:lang w:val="en-GB"/>
-        </w:rPr>
-        <w:t xml:space="preserve">&lt;&lt;#Position D Key Projects&gt;&gt;</w:t>
+        <w:t>&lt;&lt;.&gt;&gt;</w:t>
+      </w:r>
+    </w:p>
+    <w:p>
+      <w:r>
+        <w:rPr>
+          <w:lang w:val="en-GB"/>
+        </w:rPr>
+        <w:t>&lt;&lt;/Professional Experience - D0. Role Overview&gt;&gt;</w:t>
+      </w:r>
+    </w:p>
+    <w:p>
+      <w:r>
+        <w:rPr>
+          <w:lang w:val="en-GB"/>
+        </w:rPr>
+        <w:t>&lt;&lt;#Position D Key Projects&gt;&gt;</w:t>
       </w:r>
     </w:p>
     <w:p>
@@ -1217,15 +1334,15 @@
         <w:rPr>
           <w:lang w:val="en-GB"/>
         </w:rPr>
-        <w:t xml:space="preserve">&lt;&lt;/Position D Key Projects&gt;&gt;</w:t>
-      </w:r>
-    </w:p>
-    <w:p>
-      <w:r>
-        <w:rPr>
-          <w:lang w:val="en-GB"/>
-        </w:rPr>
-        <w:t xml:space="preserve">&lt;&lt;#Professional Experience - D1. Servicing Center Project Caption&gt;&gt;</w:t>
+        <w:t>&lt;&lt;/Position D Key Projects&gt;&gt;</w:t>
+      </w:r>
+    </w:p>
+    <w:p>
+      <w:r>
+        <w:rPr>
+          <w:lang w:val="en-GB"/>
+        </w:rPr>
+        <w:t>&lt;&lt;#Professional Experience - D1. Servicing Center Project Caption&gt;&gt;</w:t>
       </w:r>
     </w:p>
     <w:p>
@@ -1243,23 +1360,23 @@
           <w:color w:val="1F3864"/>
           <w:lang w:val="en-GB"/>
         </w:rPr>
-        <w:t xml:space="preserve">&lt;&lt;.&gt;&gt;</w:t>
-      </w:r>
-    </w:p>
-    <w:p>
-      <w:r>
-        <w:rPr>
-          <w:lang w:val="en-GB"/>
-        </w:rPr>
-        <w:t xml:space="preserve">&lt;&lt;/Professional Experience - D1. Servicing Center Project Caption&gt;&gt;</w:t>
-      </w:r>
-    </w:p>
-    <w:p>
-      <w:r>
-        <w:rPr>
-          <w:lang w:val="en-GB"/>
-        </w:rPr>
-        <w:t xml:space="preserve">&lt;&lt;#Professional Experience - D1. Servicing Center Project&gt;&gt;</w:t>
+        <w:t>&lt;&lt;.&gt;&gt;</w:t>
+      </w:r>
+    </w:p>
+    <w:p>
+      <w:r>
+        <w:rPr>
+          <w:lang w:val="en-GB"/>
+        </w:rPr>
+        <w:t>&lt;&lt;/Professional Experience - D1. Servicing Center Project Caption&gt;&gt;</w:t>
+      </w:r>
+    </w:p>
+    <w:p>
+      <w:r>
+        <w:rPr>
+          <w:lang w:val="en-GB"/>
+        </w:rPr>
+        <w:t>&lt;&lt;#Professional Experience - D1. Servicing Center Project&gt;&gt;</w:t>
       </w:r>
     </w:p>
     <w:p>
@@ -1267,10 +1384,10 @@
         <w:pStyle w:val="Listenabsatz"/>
         <w:numPr>
           <w:ilvl w:val="0"/>
-          <w:numId w:val="7"/>
+          <w:numId w:val="6"/>
         </w:numPr>
         <w:spacing w:before="40" w:after="40"/>
-        <w:ind w:left="426"/>
+        <w:ind w:left="567"/>
         <w:rPr>
           <w:lang w:val="en-GB"/>
         </w:rPr>
@@ -1287,7 +1404,7 @@
         <w:rPr>
           <w:lang w:val="en-GB"/>
         </w:rPr>
-        <w:t xml:space="preserve">&lt;&lt;/Professional Experience - D1. Servicing Center Project&gt;&gt;</w:t>
+        <w:t>&lt;&lt;/Professional Experience - D1. Servicing Center Project&gt;&gt;</w:t>
       </w:r>
     </w:p>
     <w:p>
@@ -1302,9 +1419,9 @@
         </w:rPr>
       </w:pPr>
       <w:r>
-        <w:pict>
-          <v:shape id="CvIcon4" o:spid="_x0000_i1034" type="#_x0000_t75" style="width:11.1pt;height:11.1pt;visibility:visible;mso-wrap-style:square">
-            <v:imagedata r:id="rId103" o:title=""/>
+        <w:pict w14:anchorId="50DACA47">
+          <v:shape id="CvIcon4" o:spid="_x0000_i1028" type="#_x0000_t75" style="width:11.25pt;height:11.25pt;visibility:visible;mso-wrap-style:square">
+            <v:imagedata r:id="rId12" o:title=""/>
           </v:shape>
         </w:pict>
       </w:r>
@@ -1325,7 +1442,7 @@
         <w:rPr>
           <w:lang w:val="en-GB"/>
         </w:rPr>
-        <w:t xml:space="preserve">&lt;&lt;#Education&gt;&gt;</w:t>
+        <w:t>&lt;&lt;#Education&gt;&gt;</w:t>
       </w:r>
     </w:p>
     <w:p>
@@ -1334,7 +1451,7 @@
         <w:tabs>
           <w:tab w:val="right" w:pos="10826"/>
         </w:tabs>
-        <w:spacing w:before="80" w:after="0"/>
+        <w:spacing w:before="80"/>
         <w:rPr>
           <w:lang w:val="en-GB"/>
         </w:rPr>
@@ -1343,12 +1460,11 @@
         <w:rPr>
           <w:b/>
           <w:bCs/>
-          <w:color w:val="000000"/>
           <w:sz w:val="22"/>
           <w:szCs w:val="22"/>
           <w:lang w:val="en-GB"/>
         </w:rPr>
-        <w:t xml:space="preserve">&lt;&lt;Head&gt;&gt;</w:t>
+        <w:t>&lt;&lt;Head&gt;&gt;</w:t>
       </w:r>
       <w:r>
         <w:rPr>
@@ -1359,25 +1475,21 @@
       <w:r>
         <w:rPr>
           <w:color w:val="808080" w:themeColor="background1" w:themeShade="80"/>
-          <w:sz w:val="20"/>
-          <w:szCs w:val="20"/>
-          <w:lang w:val="en-GB"/>
-        </w:rPr>
-        <w:t xml:space="preserve">&lt;&lt;Dates&gt;&gt;</w:t>
-      </w:r>
-    </w:p>
-    <w:p>
-      <w:r>
-        <w:rPr>
-          <w:lang w:val="en-GB"/>
-        </w:rPr>
-        <w:t xml:space="preserve">&lt;&lt;#Status&gt;&gt;</w:t>
-      </w:r>
-    </w:p>
-    <w:p>
-      <w:pPr>
-        <w:spacing w:before="0" w:after="0"/>
-        <w:ind w:left="0"/>
+          <w:lang w:val="en-GB"/>
+        </w:rPr>
+        <w:t>&lt;&lt;Dates&gt;&gt;</w:t>
+      </w:r>
+    </w:p>
+    <w:p>
+      <w:r>
+        <w:rPr>
+          <w:lang w:val="en-GB"/>
+        </w:rPr>
+        <w:t>&lt;&lt;#Status&gt;&gt;</w:t>
+      </w:r>
+    </w:p>
+    <w:p>
+      <w:pPr>
         <w:rPr>
           <w:lang w:val="en-GB"/>
         </w:rPr>
@@ -1391,23 +1503,24 @@
           <w:szCs w:val="19"/>
           <w:lang w:val="en-GB"/>
         </w:rPr>
-        <w:t xml:space="preserve">&lt;&lt;.&gt;&gt;</w:t>
-      </w:r>
-    </w:p>
-    <w:p>
-      <w:r>
-        <w:rPr>
-          <w:lang w:val="en-GB"/>
-        </w:rPr>
-        <w:t xml:space="preserve">&lt;&lt;/Status&gt;&gt;</w:t>
-      </w:r>
-    </w:p>
-    <w:p>
-      <w:r>
-        <w:rPr>
-          <w:lang w:val="en-GB"/>
-        </w:rPr>
-        <w:t xml:space="preserve">&lt;&lt;/Education&gt;&gt;</w:t>
+        <w:t>&lt;&lt;.&gt;&gt;</w:t>
+      </w:r>
+    </w:p>
+    <w:p>
+      <w:r>
+        <w:rPr>
+          <w:lang w:val="en-GB"/>
+        </w:rPr>
+        <w:lastRenderedPageBreak/>
+        <w:t>&lt;&lt;/Status&gt;&gt;</w:t>
+      </w:r>
+    </w:p>
+    <w:p>
+      <w:r>
+        <w:rPr>
+          <w:lang w:val="en-GB"/>
+        </w:rPr>
+        <w:t>&lt;&lt;/Education&gt;&gt;</w:t>
       </w:r>
     </w:p>
     <w:p>
@@ -1422,9 +1535,9 @@
         </w:rPr>
       </w:pPr>
       <w:r>
-        <w:pict>
-          <v:shape id="CvIcon5" o:spid="_x0000_i1035" type="#_x0000_t75" style="width:11.1pt;height:11.1pt;visibility:visible;mso-wrap-style:square">
-            <v:imagedata r:id="rId104" o:title=""/>
+        <w:pict w14:anchorId="748EF103">
+          <v:shape id="CvIcon5" o:spid="_x0000_i1029" type="#_x0000_t75" style="width:11.25pt;height:11.25pt;visibility:visible;mso-wrap-style:square">
+            <v:imagedata r:id="rId13" o:title=""/>
           </v:shape>
         </w:pict>
       </w:r>
@@ -1437,7 +1550,6 @@
           <w:szCs w:val="24"/>
           <w:lang w:val="en-GB"/>
         </w:rPr>
-        <w:lastRenderedPageBreak/>
         <w:t xml:space="preserve"> EXECUTIVE EDUCATION</w:t>
       </w:r>
     </w:p>
@@ -1446,7 +1558,7 @@
         <w:rPr>
           <w:lang w:val="en-GB"/>
         </w:rPr>
-        <w:t xml:space="preserve">&lt;&lt;#Executive Education&gt;&gt;</w:t>
+        <w:t>&lt;&lt;#Executive Education&gt;&gt;</w:t>
       </w:r>
     </w:p>
     <w:p>
@@ -1455,7 +1567,7 @@
         <w:tabs>
           <w:tab w:val="right" w:pos="10826"/>
         </w:tabs>
-        <w:spacing w:before="80" w:after="0"/>
+        <w:spacing w:before="80"/>
         <w:rPr>
           <w:lang w:val="en-GB"/>
         </w:rPr>
@@ -1464,12 +1576,11 @@
         <w:rPr>
           <w:b/>
           <w:bCs/>
-          <w:color w:val="000000"/>
           <w:sz w:val="22"/>
           <w:szCs w:val="22"/>
           <w:lang w:val="en-GB"/>
         </w:rPr>
-        <w:t xml:space="preserve">&lt;&lt;Head&gt;&gt;</w:t>
+        <w:t>&lt;&lt;Head&gt;&gt;</w:t>
       </w:r>
       <w:r>
         <w:rPr>
@@ -1480,25 +1591,21 @@
       <w:r>
         <w:rPr>
           <w:color w:val="808080" w:themeColor="background1" w:themeShade="80"/>
-          <w:sz w:val="20"/>
-          <w:szCs w:val="20"/>
-          <w:lang w:val="en-GB"/>
-        </w:rPr>
-        <w:t xml:space="preserve">&lt;&lt;Dates&gt;&gt;</w:t>
-      </w:r>
-    </w:p>
-    <w:p>
-      <w:r>
-        <w:rPr>
-          <w:lang w:val="en-GB"/>
-        </w:rPr>
-        <w:t xml:space="preserve">&lt;&lt;#Status&gt;&gt;</w:t>
-      </w:r>
-    </w:p>
-    <w:p>
-      <w:pPr>
-        <w:spacing w:before="0" w:after="0"/>
-        <w:ind w:left="0"/>
+          <w:lang w:val="en-GB"/>
+        </w:rPr>
+        <w:t>&lt;&lt;Dates&gt;&gt;</w:t>
+      </w:r>
+    </w:p>
+    <w:p>
+      <w:r>
+        <w:rPr>
+          <w:lang w:val="en-GB"/>
+        </w:rPr>
+        <w:t>&lt;&lt;#Status&gt;&gt;</w:t>
+      </w:r>
+    </w:p>
+    <w:p>
+      <w:pPr>
         <w:rPr>
           <w:lang w:val="en-GB"/>
         </w:rPr>
@@ -1512,23 +1619,23 @@
           <w:szCs w:val="19"/>
           <w:lang w:val="en-GB"/>
         </w:rPr>
-        <w:t xml:space="preserve">&lt;&lt;.&gt;&gt;</w:t>
-      </w:r>
-    </w:p>
-    <w:p>
-      <w:r>
-        <w:rPr>
-          <w:lang w:val="en-GB"/>
-        </w:rPr>
-        <w:t xml:space="preserve">&lt;&lt;/Status&gt;&gt;</w:t>
-      </w:r>
-    </w:p>
-    <w:p>
-      <w:r>
-        <w:rPr>
-          <w:lang w:val="en-GB"/>
-        </w:rPr>
-        <w:t xml:space="preserve">&lt;&lt;/Executive Education&gt;&gt;</w:t>
+        <w:t>&lt;&lt;.&gt;&gt;</w:t>
+      </w:r>
+    </w:p>
+    <w:p>
+      <w:r>
+        <w:rPr>
+          <w:lang w:val="en-GB"/>
+        </w:rPr>
+        <w:t>&lt;&lt;/Status&gt;&gt;</w:t>
+      </w:r>
+    </w:p>
+    <w:p>
+      <w:r>
+        <w:rPr>
+          <w:lang w:val="en-GB"/>
+        </w:rPr>
+        <w:t>&lt;&lt;/Executive Education&gt;&gt;</w:t>
       </w:r>
     </w:p>
     <w:p>
@@ -1543,9 +1650,9 @@
         </w:rPr>
       </w:pPr>
       <w:r>
-        <w:pict>
-          <v:shape id="CvIcon6" o:spid="_x0000_i1036" type="#_x0000_t75" style="width:11.1pt;height:11.1pt;visibility:visible;mso-wrap-style:square">
-            <v:imagedata r:id="rId105" o:title=""/>
+        <w:pict w14:anchorId="2AC0FD85">
+          <v:shape id="CvIcon6" o:spid="_x0000_i1030" type="#_x0000_t75" style="width:11.25pt;height:11.25pt;visibility:visible;mso-wrap-style:square">
+            <v:imagedata r:id="rId14" o:title=""/>
           </v:shape>
         </w:pict>
       </w:r>
@@ -1563,16 +1670,16 @@
     </w:p>
     <w:p>
       <w:pPr>
-        <w:spacing w:before="0" w:after="60"/>
-        <w:rPr>
-          <w:lang w:val="en-GB"/>
-        </w:rPr>
-      </w:pPr>
-      <w:r>
-        <w:rPr>
-          <w:lang w:val="en-GB"/>
-        </w:rPr>
-        <w:t xml:space="preserve">&lt;&lt;Languages&gt;&gt;</w:t>
+        <w:spacing w:after="60"/>
+        <w:rPr>
+          <w:lang w:val="en-GB"/>
+        </w:rPr>
+      </w:pPr>
+      <w:r>
+        <w:rPr>
+          <w:lang w:val="en-GB"/>
+        </w:rPr>
+        <w:t>&lt;&lt;Languages&gt;&gt;</w:t>
       </w:r>
     </w:p>
     <w:sectPr>
@@ -3295,6 +3402,63 @@
 </file>
 
 <file path=customXml/item1.xml><?xml version="1.0" encoding="utf-8"?>
+<p:properties xmlns:p="http://schemas.microsoft.com/office/2006/metadata/properties" xmlns:xsi="http://www.w3.org/2001/XMLSchema-instance" xmlns:pc="http://schemas.microsoft.com/office/infopath/2007/PartnerControls">
+  <documentManagement>
+    <ESG_Sustainability xmlns="5f4949a6-8f1f-4d10-8c3a-92d438912028" xsi:nil="true"/>
+    <DateOfAnalysis xmlns="5f4949a6-8f1f-4d10-8c3a-92d438912028" xsi:nil="true"/>
+    <ProjectManagement xmlns="5f4949a6-8f1f-4d10-8c3a-92d438912028" xsi:nil="true"/>
+    <Banking_FinancialServices xmlns="5f4949a6-8f1f-4d10-8c3a-92d438912028" xsi:nil="true"/>
+    <CorporateGovernance xmlns="5f4949a6-8f1f-4d10-8c3a-92d438912028" xsi:nil="true"/>
+    <FinancialPlanningAnalysis xmlns="5f4949a6-8f1f-4d10-8c3a-92d438912028" xsi:nil="true"/>
+    <ProcessManagement xmlns="5f4949a6-8f1f-4d10-8c3a-92d438912028" xsi:nil="true"/>
+    <Operations_BackOffice_SharedSvc xmlns="5f4949a6-8f1f-4d10-8c3a-92d438912028" xsi:nil="true"/>
+    <GermanLanguageProficiency xmlns="5f4949a6-8f1f-4d10-8c3a-92d438912028" xsi:nil="true"/>
+    <lcf76f155ced4ddcb4097134ff3c332f xmlns="5f4949a6-8f1f-4d10-8c3a-92d438912028">
+      <Terms xmlns="http://schemas.microsoft.com/office/infopath/2007/PartnerControls"/>
+    </lcf76f155ced4ddcb4097134ff3c332f>
+    <ConsultingPedigree_ExConsultant xmlns="5f4949a6-8f1f-4d10-8c3a-92d438912028" xsi:nil="true"/>
+    <NumberOfApplicationsReceived xmlns="5f4949a6-8f1f-4d10-8c3a-92d438912028" xsi:nil="true"/>
+    <EmailAddress xmlns="5f4949a6-8f1f-4d10-8c3a-92d438912028" xsi:nil="true"/>
+    <Reporting_Analytics xmlns="5f4949a6-8f1f-4d10-8c3a-92d438912028" xsi:nil="true"/>
+    <ERP_SAP_DigitalSystems xmlns="5f4949a6-8f1f-4d10-8c3a-92d438912028" xsi:nil="true"/>
+    <Leadership_PeopleManagement xmlns="5f4949a6-8f1f-4d10-8c3a-92d438912028" xsi:nil="true"/>
+    <CorporateWeb xmlns="5f4949a6-8f1f-4d10-8c3a-92d438912028">
+      <Url xsi:nil="true"/>
+      <Description xsi:nil="true"/>
+    </CorporateWeb>
+    <Change_Transformation_MergerInt xmlns="5f4949a6-8f1f-4d10-8c3a-92d438912028" xsi:nil="true"/>
+    <StrategicPlanning_CorpDev xmlns="5f4949a6-8f1f-4d10-8c3a-92d438912028" xsi:nil="true"/>
+    <Controlling xmlns="5f4949a6-8f1f-4d10-8c3a-92d438912028" xsi:nil="true"/>
+    <Headshot xmlns="5f4949a6-8f1f-4d10-8c3a-92d438912028" xsi:nil="true"/>
+    <Overall_Fit_Score xmlns="5f4949a6-8f1f-4d10-8c3a-92d438912028" xsi:nil="true"/>
+    <TaxCatchAll xmlns="77e53387-74be-49aa-a45f-6c1d0339c92f" xsi:nil="true"/>
+    <CVTemplate xmlns="5f4949a6-8f1f-4d10-8c3a-92d438912028" xsi:nil="true"/>
+    <Procurement_Outsourcing xmlns="5f4949a6-8f1f-4d10-8c3a-92d438912028" xsi:nil="true"/>
+    <ATS xmlns="5f4949a6-8f1f-4d10-8c3a-92d438912028" xsi:nil="true"/>
+    <Interview_x0020_Date xmlns="5f4949a6-8f1f-4d10-8c3a-92d438912028" xsi:nil="true"/>
+    <ATSSpecifics xmlns="5f4949a6-8f1f-4d10-8c3a-92d438912028" xsi:nil="true"/>
+    <DaysSincePublication xmlns="5f4949a6-8f1f-4d10-8c3a-92d438912028" xsi:nil="true"/>
+    <JDGroupPrimary xmlns="5f4949a6-8f1f-4d10-8c3a-92d438912028" xsi:nil="true"/>
+    <Office xmlns="5f4949a6-8f1f-4d10-8c3a-92d438912028" xsi:nil="true"/>
+    <EmailResponse xmlns="5f4949a6-8f1f-4d10-8c3a-92d438912028">
+      <Url xsi:nil="true"/>
+      <Description xsi:nil="true"/>
+    </EmailResponse>
+    <JDGroupSecondary xmlns="5f4949a6-8f1f-4d10-8c3a-92d438912028" xsi:nil="true"/>
+  </documentManagement>
+</p:properties>
+</file>
+
+<file path=customXml/item2.xml><?xml version="1.0" encoding="utf-8"?>
+<?mso-contentType ?>
+<FormTemplates xmlns="http://schemas.microsoft.com/sharepoint/v3/contenttype/forms">
+  <Display>DocumentLibraryForm</Display>
+  <Edit>DocumentLibraryForm</Edit>
+  <New>DocumentLibraryForm</New>
+</FormTemplates>
+</file>
+
+<file path=customXml/item3.xml><?xml version="1.0" encoding="utf-8"?>
 <ct:contentTypeSchema xmlns:ct="http://schemas.microsoft.com/office/2006/metadata/contentType" xmlns:ma="http://schemas.microsoft.com/office/2006/metadata/properties/metaAttributes" ct:_="" ma:_="" ma:contentTypeName="Document" ma:contentTypeID="0x010100D1A9D51F66ED6F478C81764D934A3EC6" ma:contentTypeVersion="43" ma:contentTypeDescription="Create a new document." ma:contentTypeScope="" ma:versionID="915de053c8f8f4d979dee5962f9367f8">
   <xsd:schema xmlns:xsd="http://www.w3.org/2001/XMLSchema" xmlns:xs="http://www.w3.org/2001/XMLSchema" xmlns:p="http://schemas.microsoft.com/office/2006/metadata/properties" xmlns:ns2="5f4949a6-8f1f-4d10-8c3a-92d438912028" xmlns:ns3="77e53387-74be-49aa-a45f-6c1d0339c92f" targetNamespace="http://schemas.microsoft.com/office/2006/metadata/properties" ma:root="true" ma:fieldsID="c85bbeccbc510489089dee6615d518d1" ns2:_="" ns3:_="">
     <xsd:import namespace="5f4949a6-8f1f-4d10-8c3a-92d438912028"/>
@@ -3736,64 +3900,26 @@
 </ct:contentTypeSchema>
 </file>
 
-<file path=customXml/item2.xml><?xml version="1.0" encoding="utf-8"?>
-<?mso-contentType ?>
-<FormTemplates xmlns="http://schemas.microsoft.com/sharepoint/v3/contenttype/forms">
-  <Display>DocumentLibraryForm</Display>
-  <Edit>DocumentLibraryForm</Edit>
-  <New>DocumentLibraryForm</New>
-</FormTemplates>
+<file path=customXml/itemProps1.xml><?xml version="1.0" encoding="utf-8"?>
+<ds:datastoreItem xmlns:ds="http://schemas.openxmlformats.org/officeDocument/2006/customXml" ds:itemID="{9A4CB0EF-1D7C-4039-93FE-53C62B7319DF}">
+  <ds:schemaRefs>
+    <ds:schemaRef ds:uri="http://schemas.microsoft.com/office/2006/metadata/properties"/>
+    <ds:schemaRef ds:uri="http://schemas.microsoft.com/office/infopath/2007/PartnerControls"/>
+    <ds:schemaRef ds:uri="5f4949a6-8f1f-4d10-8c3a-92d438912028"/>
+    <ds:schemaRef ds:uri="77e53387-74be-49aa-a45f-6c1d0339c92f"/>
+  </ds:schemaRefs>
+</ds:datastoreItem>
 </file>
 
-<file path=customXml/item3.xml><?xml version="1.0" encoding="utf-8"?>
-<p:properties xmlns:p="http://schemas.microsoft.com/office/2006/metadata/properties" xmlns:xsi="http://www.w3.org/2001/XMLSchema-instance" xmlns:pc="http://schemas.microsoft.com/office/infopath/2007/PartnerControls">
-  <documentManagement>
-    <ESG_Sustainability xmlns="5f4949a6-8f1f-4d10-8c3a-92d438912028" xsi:nil="true"/>
-    <DateOfAnalysis xmlns="5f4949a6-8f1f-4d10-8c3a-92d438912028" xsi:nil="true"/>
-    <ProjectManagement xmlns="5f4949a6-8f1f-4d10-8c3a-92d438912028" xsi:nil="true"/>
-    <Banking_FinancialServices xmlns="5f4949a6-8f1f-4d10-8c3a-92d438912028" xsi:nil="true"/>
-    <CorporateGovernance xmlns="5f4949a6-8f1f-4d10-8c3a-92d438912028" xsi:nil="true"/>
-    <FinancialPlanningAnalysis xmlns="5f4949a6-8f1f-4d10-8c3a-92d438912028" xsi:nil="true"/>
-    <ProcessManagement xmlns="5f4949a6-8f1f-4d10-8c3a-92d438912028" xsi:nil="true"/>
-    <Operations_BackOffice_SharedSvc xmlns="5f4949a6-8f1f-4d10-8c3a-92d438912028" xsi:nil="true"/>
-    <GermanLanguageProficiency xmlns="5f4949a6-8f1f-4d10-8c3a-92d438912028" xsi:nil="true"/>
-    <lcf76f155ced4ddcb4097134ff3c332f xmlns="5f4949a6-8f1f-4d10-8c3a-92d438912028">
-      <Terms xmlns="http://schemas.microsoft.com/office/infopath/2007/PartnerControls"/>
-    </lcf76f155ced4ddcb4097134ff3c332f>
-    <ConsultingPedigree_ExConsultant xmlns="5f4949a6-8f1f-4d10-8c3a-92d438912028" xsi:nil="true"/>
-    <NumberOfApplicationsReceived xmlns="5f4949a6-8f1f-4d10-8c3a-92d438912028" xsi:nil="true"/>
-    <EmailAddress xmlns="5f4949a6-8f1f-4d10-8c3a-92d438912028" xsi:nil="true"/>
-    <Reporting_Analytics xmlns="5f4949a6-8f1f-4d10-8c3a-92d438912028" xsi:nil="true"/>
-    <ERP_SAP_DigitalSystems xmlns="5f4949a6-8f1f-4d10-8c3a-92d438912028" xsi:nil="true"/>
-    <Leadership_PeopleManagement xmlns="5f4949a6-8f1f-4d10-8c3a-92d438912028" xsi:nil="true"/>
-    <CorporateWeb xmlns="5f4949a6-8f1f-4d10-8c3a-92d438912028">
-      <Url xsi:nil="true"/>
-      <Description xsi:nil="true"/>
-    </CorporateWeb>
-    <Change_Transformation_MergerInt xmlns="5f4949a6-8f1f-4d10-8c3a-92d438912028" xsi:nil="true"/>
-    <StrategicPlanning_CorpDev xmlns="5f4949a6-8f1f-4d10-8c3a-92d438912028" xsi:nil="true"/>
-    <Controlling xmlns="5f4949a6-8f1f-4d10-8c3a-92d438912028" xsi:nil="true"/>
-    <Headshot xmlns="5f4949a6-8f1f-4d10-8c3a-92d438912028" xsi:nil="true"/>
-    <Overall_Fit_Score xmlns="5f4949a6-8f1f-4d10-8c3a-92d438912028" xsi:nil="true"/>
-    <TaxCatchAll xmlns="77e53387-74be-49aa-a45f-6c1d0339c92f" xsi:nil="true"/>
-    <CVTemplate xmlns="5f4949a6-8f1f-4d10-8c3a-92d438912028" xsi:nil="true"/>
-    <Procurement_Outsourcing xmlns="5f4949a6-8f1f-4d10-8c3a-92d438912028" xsi:nil="true"/>
-    <ATS xmlns="5f4949a6-8f1f-4d10-8c3a-92d438912028" xsi:nil="true"/>
-    <Interview_x0020_Date xmlns="5f4949a6-8f1f-4d10-8c3a-92d438912028" xsi:nil="true"/>
-    <ATSSpecifics xmlns="5f4949a6-8f1f-4d10-8c3a-92d438912028" xsi:nil="true"/>
-    <DaysSincePublication xmlns="5f4949a6-8f1f-4d10-8c3a-92d438912028" xsi:nil="true"/>
-    <JDGroupPrimary xmlns="5f4949a6-8f1f-4d10-8c3a-92d438912028" xsi:nil="true"/>
-    <Office xmlns="5f4949a6-8f1f-4d10-8c3a-92d438912028" xsi:nil="true"/>
-    <EmailResponse xmlns="5f4949a6-8f1f-4d10-8c3a-92d438912028">
-      <Url xsi:nil="true"/>
-      <Description xsi:nil="true"/>
-    </EmailResponse>
-    <JDGroupSecondary xmlns="5f4949a6-8f1f-4d10-8c3a-92d438912028" xsi:nil="true"/>
-  </documentManagement>
-</p:properties>
+<file path=customXml/itemProps2.xml><?xml version="1.0" encoding="utf-8"?>
+<ds:datastoreItem xmlns:ds="http://schemas.openxmlformats.org/officeDocument/2006/customXml" ds:itemID="{FD294473-0CB0-4DE2-BA5A-BBD5B47D18F5}">
+  <ds:schemaRefs>
+    <ds:schemaRef ds:uri="http://schemas.microsoft.com/sharepoint/v3/contenttype/forms"/>
+  </ds:schemaRefs>
+</ds:datastoreItem>
 </file>
 
-<file path=customXml/itemProps1.xml><?xml version="1.0" encoding="utf-8"?>
+<file path=customXml/itemProps3.xml><?xml version="1.0" encoding="utf-8"?>
 <ds:datastoreItem xmlns:ds="http://schemas.openxmlformats.org/officeDocument/2006/customXml" ds:itemID="{4C92F117-B36A-4A27-A6EE-520B7E656A54}">
   <ds:schemaRefs>
     <ds:schemaRef ds:uri="http://schemas.microsoft.com/office/2006/metadata/contentType"/>
@@ -3810,23 +3936,4 @@
     <ds:schemaRef ds:uri="http://schemas.microsoft.com/internal/obd"/>
   </ds:schemaRefs>
 </ds:datastoreItem>
-</file>
-
-<file path=customXml/itemProps2.xml><?xml version="1.0" encoding="utf-8"?>
-<ds:datastoreItem xmlns:ds="http://schemas.openxmlformats.org/officeDocument/2006/customXml" ds:itemID="{FD294473-0CB0-4DE2-BA5A-BBD5B47D18F5}">
-  <ds:schemaRefs>
-    <ds:schemaRef ds:uri="http://schemas.microsoft.com/sharepoint/v3/contenttype/forms"/>
-  </ds:schemaRefs>
-</ds:datastoreItem>
-</file>
-
-<file path=customXml/itemProps3.xml><?xml version="1.0" encoding="utf-8"?>
-<ds:datastoreItem xmlns:ds="http://schemas.openxmlformats.org/officeDocument/2006/customXml" ds:itemID="{9A4CB0EF-1D7C-4039-93FE-53C62B7319DF}">
-  <ds:schemaRefs>
-    <ds:schemaRef ds:uri="http://schemas.microsoft.com/office/2006/metadata/properties"/>
-    <ds:schemaRef ds:uri="http://schemas.microsoft.com/office/infopath/2007/PartnerControls"/>
-    <ds:schemaRef ds:uri="5f4949a6-8f1f-4d10-8c3a-92d438912028"/>
-    <ds:schemaRef ds:uri="77e53387-74be-49aa-a45f-6c1d0339c92f"/>
-  </ds:schemaRefs>
-</ds:datastoreItem>
 </file>
--- a/Group CVs/CV_Template.docx
+++ b/Group CVs/CV_Template.docx
@@ -491,7 +491,7 @@
           <w:color w:val="1F3864"/>
           <w:lang w:val="en-GB"/>
         </w:rPr>
-        <w:t>Key Projects:</w:t>
+        <w:t>Key Project(s):</w:t>
       </w:r>
     </w:p>
     <w:p>
@@ -900,7 +900,7 @@
           <w:color w:val="1F3864"/>
           <w:lang w:val="en-GB"/>
         </w:rPr>
-        <w:t>Key Projects:</w:t>
+        <w:t>Key Project(s):</w:t>
       </w:r>
     </w:p>
     <w:p>
@@ -1153,7 +1153,7 @@
           <w:color w:val="1F3864"/>
           <w:lang w:val="en-GB"/>
         </w:rPr>
-        <w:t>Key Projects:</w:t>
+        <w:t>Key Project(s):</w:t>
       </w:r>
     </w:p>
     <w:p>
@@ -1326,7 +1326,7 @@
           <w:color w:val="1F3864"/>
           <w:lang w:val="en-GB"/>
         </w:rPr>
-        <w:t>Key Projects:</w:t>
+        <w:t>Key Project(s):</w:t>
       </w:r>
     </w:p>
     <w:p>

--- a/Group CVs/CV_Template.docx
+++ b/Group CVs/CV_Template.docx
@@ -367,6 +367,14 @@
       </w:r>
     </w:p>
     <w:p>
+      <w:r>
+        <w:rPr>
+          <w:lang w:val="en-GB"/>
+        </w:rPr>
+        <w:t xml:space="preserve">&lt;&lt;#Position A Visible&gt;&gt;</w:t>
+      </w:r>
+    </w:p>
+    <w:p>
       <w:pPr>
         <w:pStyle w:val="berschrift2"/>
         <w:tabs>
@@ -419,6 +427,14 @@
           <w:lang w:val="en-GB"/>
         </w:rPr>
         <w:t>Direct Reports: 1 Sr. Analyst and 3 Analysts</w:t>
+      </w:r>
+    </w:p>
+    <w:p>
+      <w:r>
+        <w:rPr>
+          <w:lang w:val="en-GB"/>
+        </w:rPr>
+        <w:t xml:space="preserve">&lt;&lt;/Position A Visible&gt;&gt;</w:t>
       </w:r>
     </w:p>
     <w:p>
@@ -773,6 +789,14 @@
       </w:r>
     </w:p>
     <w:p>
+      <w:r>
+        <w:rPr>
+          <w:lang w:val="en-GB"/>
+        </w:rPr>
+        <w:t xml:space="preserve">&lt;&lt;#Position B Visible&gt;&gt;</w:t>
+      </w:r>
+    </w:p>
+    <w:p>
       <w:pPr>
         <w:pStyle w:val="berschrift2"/>
         <w:tabs>
@@ -828,6 +852,14 @@
           <w:lang w:val="en-GB"/>
         </w:rPr>
         <w:t>Direct Reports: 2 Sr. Analysts</w:t>
+      </w:r>
+    </w:p>
+    <w:p>
+      <w:r>
+        <w:rPr>
+          <w:lang w:val="en-GB"/>
+        </w:rPr>
+        <w:t xml:space="preserve">&lt;&lt;/Position B Visible&gt;&gt;</w:t>
       </w:r>
     </w:p>
     <w:p>
@@ -1062,6 +1094,14 @@
       </w:r>
     </w:p>
     <w:p>
+      <w:r>
+        <w:rPr>
+          <w:lang w:val="en-GB"/>
+        </w:rPr>
+        <w:t xml:space="preserve">&lt;&lt;#Position C Visible&gt;&gt;</w:t>
+      </w:r>
+    </w:p>
+    <w:p>
       <w:pPr>
         <w:pStyle w:val="berschrift2"/>
         <w:tabs>
@@ -1097,6 +1137,14 @@
           <w:lang w:val="en-GB"/>
         </w:rPr>
         <w:t>&lt;&lt;Position C Dates&gt;&gt;</w:t>
+      </w:r>
+    </w:p>
+    <w:p>
+      <w:r>
+        <w:rPr>
+          <w:lang w:val="en-GB"/>
+        </w:rPr>
+        <w:t xml:space="preserve">&lt;&lt;/Position C Visible&gt;&gt;</w:t>
       </w:r>
     </w:p>
     <w:p>
@@ -1235,6 +1283,14 @@
       </w:r>
     </w:p>
     <w:p>
+      <w:r>
+        <w:rPr>
+          <w:lang w:val="en-GB"/>
+        </w:rPr>
+        <w:t xml:space="preserve">&lt;&lt;#Position D Visible&gt;&gt;</w:t>
+      </w:r>
+    </w:p>
+    <w:p>
       <w:pPr>
         <w:pStyle w:val="berschrift2"/>
         <w:tabs>
@@ -1270,6 +1326,14 @@
           <w:lang w:val="en-GB"/>
         </w:rPr>
         <w:t>&lt;&lt;Position D Dates&gt;&gt;</w:t>
+      </w:r>
+    </w:p>
+    <w:p>
+      <w:r>
+        <w:rPr>
+          <w:lang w:val="en-GB"/>
+        </w:rPr>
+        <w:t xml:space="preserve">&lt;&lt;/Position D Visible&gt;&gt;</w:t>
       </w:r>
     </w:p>
     <w:p>
